--- a/outputs/Agent-Output_판교_9반_김정인+김지수+김진수+전진만+정원준.docx
+++ b/outputs/Agent-Output_판교_9반_김정인+김지수+김진수+전진만+정원준.docx
@@ -781,7 +781,7 @@
                 <w:b w:val="0"/>
                 <w:sz w:val="17"/>
               </w:rPr>
-              <w:t>7</w:t>
+              <w:t>6</w:t>
             </w:r>
           </w:p>
         </w:tc>
@@ -1034,7 +1034,7 @@
           <w:b w:val="0"/>
           <w:sz w:val="20"/>
         </w:rPr>
-        <w:t>TurboQuant: TRL 4–5(추정, 신뢰도 높음), 시장성 4.35, 이해관계자 5.00, 도메인 적합성 4.78 [1, p.15; 3]</w:t>
+        <w:t>TurboQuant: TRL 4–5(추정, 신뢰도 높음), 시장성 4.35†, 이해관계자 4.50†, 도메인 적합성 4.78† [1, p.15; 3]</w:t>
       </w:r>
     </w:p>
     <w:p>
@@ -1057,7 +1057,7 @@
           <w:b w:val="0"/>
           <w:sz w:val="20"/>
         </w:rPr>
-        <w:t>ITME: TRL 4–5(추정, 신뢰도 낮음), 시장성 판단 보류, 이해관계자 5.00, 도메인 적합성 판단 보류 [2, p.2·8]</w:t>
+        <w:t>ITME: TRL 5–6(추정, 신뢰도 보통), 시장성 판단 보류, 이해관계자 5.00†, 도메인 적합성 판단 보류 [2, p.8]</w:t>
       </w:r>
     </w:p>
     <w:p>
@@ -1080,7 +1080,7 @@
           <w:b w:val="0"/>
           <w:sz w:val="20"/>
         </w:rPr>
-        <w:t>가설 판정: H1 부분 지지, H2 부분 지지, H3 판단 보류, H4 지지 [2, p.2·8]</w:t>
+        <w:t>가설 판정: H1 부분 지지, H2 기각, H3 판단 보류, H4 부분 지지 [2, p.2·8]</w:t>
       </w:r>
     </w:p>
     <w:p>
@@ -1103,7 +1103,7 @@
           <w:b w:val="0"/>
           <w:sz w:val="20"/>
         </w:rPr>
-        <w:t>TurboQuant은 NVIDIA A100 GPU에서 실험실 환경 부품 검증과 커뮤니티 구현을 통한 유사 환경 통합 검증 사례가 보고되어 TRL 4~5로 추정된다[1, p.15; 4; 3; 5].</w:t>
+        <w:t>TurboQuant은 NVIDIA A100 및 RTX 3090 GPU에서 실험적 검증과 오픈소스 구현을 통해 TRL 4~5 단계에 도달했다[1, p.15; 4; 5; 3; 6; 7].</w:t>
       </w:r>
     </w:p>
     <w:p>
@@ -1126,7 +1126,7 @@
           <w:b w:val="0"/>
           <w:sz w:val="20"/>
         </w:rPr>
-        <w:t>ITME는 FPGA 프로토타입과 실제 GPU 및 CXL 하이브리드 메모리 서버를 이용한 실험실 환경에서 구성요소 검증이 이루어져 TRL 4~5로 추정된다[2, p.2·8·10].</w:t>
+        <w:t>ITME는 FPGA 프로토타입과 실제 GPU 및 CXL 하이브리드 메모리 환경에서 성능 검증을 거쳐 TRL 5~6 단계로 추정된다[2, p.2·8·10; 8].</w:t>
       </w:r>
     </w:p>
     <w:p>
@@ -1150,6 +1150,19 @@
           <w:sz w:val="20"/>
         </w:rPr>
         <w:t>우열이나 추천이 아니라 관점별 평가 차이와 그 근거를 정리한 결과이다(판단 보류는 근거 부족을 뜻함).</w:t>
+      </w:r>
+    </w:p>
+    <w:p>
+      <w:pPr>
+        <w:spacing w:after="80" w:line="324" w:lineRule="auto"/>
+      </w:pPr>
+      <w:r>
+        <w:rPr>
+          <w:rFonts w:ascii="맑은 고딕" w:hAnsi="맑은 고딕" w:eastAsia="맑은 고딕" w:cs="맑은 고딕"/>
+          <w:b w:val="0"/>
+          <w:sz w:val="20"/>
+        </w:rPr>
+        <w:t>† 잠정 점수: 이 관점은 재시도 1회 후에도 Judge 근거 기준(출처 계열 비중·찬반 근거 계열 수)에 미달해 해석이 제한된다(6장 참고).</w:t>
       </w:r>
     </w:p>
     <w:p>
@@ -1864,7 +1877,7 @@
           <w:b w:val="0"/>
           <w:sz w:val="20"/>
         </w:rPr>
-        <w:t>: TurboQuant은 고차원 유클리드 벡터를 왜곡률을 최소화하며 양자화하는 벡터 양자화 문제를 다룬다. 입력 벡터를 무작위로 회전시켜 각 좌표가 베타 분포를 따르도록 유도하고, 고차원에서 좌표 간 독립성에 기반해 각 좌표별로 최적의 스칼라 양자화를 적용한다 [1, p.1·2].</w:t>
+        <w:t>: TurboQuant은 입력 벡터를 무작위로 회전시켜 각 좌표가 베타 분포를 따르도록 유도하고, 고차원에서 좌표 간 독립성에 기반해 각 좌표별로 최적의 스칼라 양자화기를 적용하는 두 단계 방식으로 작동한다. 첫 단계에서는 평균제곱오차(MSE)에 최적화된 벡터 양자화를 수행하고, 두 번째 단계에서는 잔차에 1비트 양자화를 적용해 내적 왜곡을 줄인다 [1, p.1·2].</w:t>
       </w:r>
     </w:p>
     <w:p>
@@ -1896,7 +1909,7 @@
           <w:b w:val="0"/>
           <w:sz w:val="20"/>
         </w:rPr>
-        <w:t>: 실험은 1536차원 및 3072차원 OpenAI 임베딩, GloVe 임베딩 데이터셋을 사용하였으며, 100,000개 데이터 포인트를 훈련 및 평가에 활용했다 [1, p.19·20].</w:t>
+        <w:t>: KV cache 양자화 실험은 Llama-3.1-8B-Instruct 및 Ministral-7B-Instruct 모델을 사용하였으며, LongBench 데이터셋의 LongBench-E 서브셋을 통해 다양한 문맥 길이에 대해 평가하였다 [1, p.18·19].</w:t>
       </w:r>
     </w:p>
     <w:p>
@@ -1928,7 +1941,7 @@
           <w:b w:val="0"/>
           <w:sz w:val="20"/>
         </w:rPr>
-        <w:t>: TurboQuant은 LongBench 데이터셋에서 Llama-3.1-8B-Instruct 및 Ministral-7B-Instruct 모델에 대해 기존 방법들보다 높은 평균 점수를 기록했다 [1, p.16·18·19].</w:t>
+        <w:t>: TurboQuant은 LongBench 데이터셋에서 기존 KIVI 및 PolarQuant 방법보다 높은 평균 성능 점수를 기록하였으며, 스트리밍 생성 과정에서도 양자화를 적용하여 성능을 유지하였다 [1, p.18·19·20].</w:t>
       </w:r>
     </w:p>
     <w:p>
@@ -1960,7 +1973,7 @@
           <w:b w:val="0"/>
           <w:sz w:val="20"/>
         </w:rPr>
-        <w:t>: TurboQuant은 PQ 대비 일부 설정에서 품질 저하가 관찰되었으며, RabitQ는 GPU 가속이 불가능해 속도 면에서 불리하다. 또한, 논문에서는 비트 폭이 4 이상일 때 Panter-Dite 공식을 적용해 왜곡률을 추정하지만, 고비트 폭에서의 실제 성능과 효율성에 대한 상세한 분석은 부족하다 [1, p.11·20].</w:t>
+        <w:t>: TurboQuant은 좌표별 독립성 가정과 베타 분포 모델링에 기반하므로, 입력 벡터가 이 가정을 크게 벗어나는 경우 최적의 왜곡률을 보장하지 못할 수 있다. 또한, 고차원에서의 무작위 회전 및 최적 스칼라 양자화 적용이 계산 비용과 구현 복잡도를 증가시킬 수 있다 [1, p.1·2].</w:t>
       </w:r>
     </w:p>
     <w:p>
@@ -2007,7 +2020,7 @@
           <w:b w:val="0"/>
           <w:sz w:val="20"/>
         </w:rPr>
-        <w:t>: ITME는 대규모 언어 모델(LLM) 추론에서 모델 가중치와 키-값(KV) 캐시 데이터를 다계층 메모리 구조를 통해 효율적으로 관리한다. GPU 메모리, 호스트 메모리, NVMe SSD, 클러스터 공유 저장소 등 다양한 메모리 계층을 활용하며, GPU 연산과 원격 CXL-하이브리드 메모리 간 데이터 이동을 비동기적으로 처리하여 GPU 활용도를 극대화한다 [2, p.1·2·4·6].</w:t>
+        <w:t>: ITME는 대규모 언어 모델(LLM) 추론에서 키-값(KV) 캐시를 다중 계층 메모리 구조를 통해 효율적으로 관리한다. GPU 메모리, 호스트 메모리, NVMe SSD, 클러스터 공유 저장소 등 계층별 특성을 활용하여 예측 가능하고 대용량인 모델 가중치와 장기 컨텍스트 KV 캐시를 원격 확장 계층으로 오프로드함으로써 접근 지연을 숨긴다 [2, p.1·2·6].</w:t>
       </w:r>
     </w:p>
     <w:p>
@@ -2039,7 +2052,7 @@
           <w:b w:val="0"/>
           <w:sz w:val="20"/>
         </w:rPr>
-        <w:t>: ITME는 vLLM 프레임워크 위에 구현되었으며, Llama-3.1 8B 및 70B 모델을 대상으로 ShareGPT 데이터셋에서 128개의 동시 대화, 각 대화당 최소 2000 토큰, 최대 5턴 환경에서 평가되었다 [2, p.4·6·9·10].</w:t>
+        <w:t>: LLM 추론 실험은 Llama-3.1 8B 및 70B 모델을 사용하였으며, ShareGPT 데이터셋에서 128개의 동시 대화, 각 대화는 최소 2000 토큰, 최대 5턴으로 구성되었다 [2, p.10].</w:t>
       </w:r>
     </w:p>
     <w:p>
@@ -2071,7 +2084,7 @@
           <w:b w:val="0"/>
           <w:sz w:val="20"/>
         </w:rPr>
-        <w:t>: ITME는 Llama-3.1 8B 및 70B 모델에서 GPU 메모리 기반 재계산 대비 토큰 생성 첫 시간(TTFT)에서 최대 약 2.5배의 속도 향상을 보였다 [2, p.9·10].</w:t>
+        <w:t>: ITME는 Llama-3.1 8B 및 70B 모델에서 GPU 메모리 기반 재계산 대비 토큰 첫 생성 시간(TTFT)을 최대 약 2.5배까지 단축하였다 [2, p.9·10].</w:t>
       </w:r>
     </w:p>
     <w:p>
@@ -2103,7 +2116,7 @@
           <w:b w:val="0"/>
           <w:sz w:val="20"/>
         </w:rPr>
-        <w:t>: ITME는 NVMe SSD의 내부 아키텍처로 인해 대용량 비동기 쓰기 작업이 읽기 작업과 경쟁하여 I/O 병목 현상을 유발할 수 있다. 또한, 메타데이터 업데이트가 3단계 원자적 연산으로 처리되어 메타데이터 처리량이 제한될 수 있으며, FPGA 프로토타입은 CMM 기반 구현 대비 성능 저하가 관찰되었다 [2, p.4·6·10·11].</w:t>
+        <w:t>: ITME는 NVMe SSD의 내부 아키텍처로 인해 대용량 비동기 쓰기 작업이 읽기 작업과 자원 경쟁을 일으켜 사전 로딩 성능 저하를 유발할 수 있다. 또한, 메타데이터 업데이트를 위한 하드웨어 수준의 잠금 메커니즘이 3클럭 사이클을 필요로 하여 집중적인 처리 시 메타데이터 처리량에 제한이 발생할 수 있다 [2, p.4·6].</w:t>
       </w:r>
     </w:p>
     <w:p>
@@ -2433,7 +2446,7 @@
                 <w:b w:val="0"/>
                 <w:sz w:val="17"/>
               </w:rPr>
-              <w:t>[1, p.15·16·19; 6; 4; 7; 8; 9]</w:t>
+              <w:t>[1, p.15; 5; 9]</w:t>
             </w:r>
           </w:p>
         </w:tc>
@@ -2458,7 +2471,7 @@
                 <w:b w:val="0"/>
                 <w:sz w:val="17"/>
               </w:rPr>
-              <w:t>[3; 10; 5]</w:t>
+              <w:t>[3; 7; 6]</w:t>
             </w:r>
           </w:p>
         </w:tc>
@@ -2511,7 +2524,7 @@
                 <w:b w:val="0"/>
                 <w:sz w:val="17"/>
               </w:rPr>
-              <w:t>4–5</w:t>
+              <w:t>5–6</w:t>
             </w:r>
           </w:p>
         </w:tc>
@@ -2535,7 +2548,7 @@
                 <w:b w:val="0"/>
                 <w:sz w:val="17"/>
               </w:rPr>
-              <w:t>낮음</w:t>
+              <w:t>보통</w:t>
             </w:r>
           </w:p>
         </w:tc>
@@ -2583,7 +2596,7 @@
                 <w:b w:val="0"/>
                 <w:sz w:val="17"/>
               </w:rPr>
-              <w:t>[2, p.2]</w:t>
+              <w:t>[2, p.8·10; 8]</w:t>
             </w:r>
           </w:p>
         </w:tc>
@@ -2604,7 +2617,7 @@
           <w:b w:val="0"/>
           <w:sz w:val="20"/>
         </w:rPr>
-        <w:t>TRL은 공개 정보로 추정한 범위이다. 하한은 공개 근거로 확인된 가장 높은 단계, 상한은 발표·계획 같은 부분 신호로 보이는 단계이며, 양쪽 모두 개발사 외 독립 근거가 있으면 신뢰도 높음, 한쪽만 있으면 보통, 개발사 자료뿐이면 낮음이다(설계서 C.4). TurboQuant은 NVIDIA A100 GPU에서 이론과 실험적 검증이 이루어지고 GitHub에 오픈소스 구현이 있어 실험실 환경 부품 검증 단계에 해당하며, 커뮤니티 구현을 통한 vLLM 통합과 4xH100 클러스터에서 실제 워크로드 검증 사례가 있어 유사 환경 통합 검증 단계 가능성이 보인다[1, p.15; 4; 3; 5]. 다만 공식 Google 구현은 2026년 2분기 이후 공개 예정으로 완전한 시제품 시연이나 고객사 적용 사례는 아직 공개되지 않았다. ITME는 FPGA 프로토타입과 실제 GPU 및 CXL 하이브리드 메모리 서버를 이용한 실험실 환경에서 기능 검증과 성능 가능성을 평가하였으며, LLM 추론에 적용하는 구체적 목표와 데이터 배치 전략이 논문에서 제시되어 유사 환경 통합 검증 가능성을 시사한다[2, p.2·8·10].</w:t>
+        <w:t>TRL은 공개 정보로 추정한 범위이다. 하한은 공개 근거로 확인된 가장 높은 단계, 상한은 발표·계획 같은 부분 신호로 보이는 단계이며, 양쪽 모두 개발사 외 독립 근거가 있으면 신뢰도 높음, 한쪽만 있으면 보통, 개발사 자료뿐이면 낮음이다(설계서 C.4). TurboQuant은 NVIDIA A100 및 RTX 3090 GPU에서 실험적 검증과 오픈소스 구현을 통해 TRL 4 단계에 도달했으며, vLLM과의 통합 계획과 구글 공식 발표로 TRL 5 단계로 추정된다[1, p.15; 4; 5; 3; 6; 7]. 다만, 실제 대규모 워크로드에서 완전한 통합 및 성능 검증 정보는 공개되지 않았고, 공식 상용 배포는 계획 단계이다. ITME는 FPGA 프로토타입과 실제 GPU 및 CXL 하이브리드 메모리 환경에서 기능 및 성능 검증을 완료해 TRL 5 이상으로 확인되며, CXL 메모리 공유 프로토타입 개발 중으로 TRL 6 가능성도 보인다[2, p.2·8·10; 8].</w:t>
       </w:r>
     </w:p>
     <w:p>
@@ -2782,7 +2795,7 @@
                 <w:b w:val="0"/>
                 <w:sz w:val="17"/>
               </w:rPr>
-              <w:t>4.00 [11; 12; 13]</w:t>
+              <w:t>4.00 [10; 11]</w:t>
             </w:r>
           </w:p>
         </w:tc>
@@ -2807,7 +2820,7 @@
                 <w:b w:val="0"/>
                 <w:sz w:val="17"/>
               </w:rPr>
-              <w:t>판단 보류 [2, p.2]</w:t>
+              <w:t>판단 보류</w:t>
             </w:r>
           </w:p>
         </w:tc>
@@ -2862,7 +2875,7 @@
                 <w:b w:val="0"/>
                 <w:sz w:val="17"/>
               </w:rPr>
-              <w:t>4.00 [14; 15; 16]</w:t>
+              <w:t>4.00 [12; 13]</w:t>
             </w:r>
           </w:p>
         </w:tc>
@@ -2942,7 +2955,7 @@
                 <w:b w:val="0"/>
                 <w:sz w:val="17"/>
               </w:rPr>
-              <w:t>5.00 [1, p.16·18]</w:t>
+              <w:t>5.00 [1, p.16]</w:t>
             </w:r>
           </w:p>
         </w:tc>
@@ -2967,7 +2980,7 @@
                 <w:b w:val="0"/>
                 <w:sz w:val="17"/>
               </w:rPr>
-              <w:t>판단 보류 [17]</w:t>
+              <w:t>판단 보류 [14]</w:t>
             </w:r>
           </w:p>
         </w:tc>
@@ -3022,7 +3035,7 @@
                 <w:b w:val="0"/>
                 <w:sz w:val="17"/>
               </w:rPr>
-              <w:t>판단 보류 [16]</w:t>
+              <w:t>판단 보류</w:t>
             </w:r>
           </w:p>
         </w:tc>
@@ -3102,7 +3115,15 @@
                 <w:color w:val="161A58"/>
                 <w:sz w:val="17"/>
               </w:rPr>
-              <w:t>4.35</w:t>
+              <w:t>4.35†</w:t>
+            </w:r>
+            <w:r>
+              <w:rPr>
+                <w:rFonts w:ascii="맑은 고딕" w:hAnsi="맑은 고딕" w:eastAsia="맑은 고딕" w:cs="맑은 고딕"/>
+                <w:b w:val="0"/>
+                <w:sz w:val="17"/>
+              </w:rPr>
+              <w:t xml:space="preserve"> (평가 가중치 85/100)</w:t>
             </w:r>
           </w:p>
         </w:tc>
@@ -3148,7 +3169,7 @@
           <w:b w:val="0"/>
           <w:sz w:val="20"/>
         </w:rPr>
-        <w:t>TurboQuant은 KV 캐시 메모리를 6배 이상 압축하고 정확도 손실 없이 속도 향상을 달성하여 AI 추론 비용 절감과 새로운 사용 사례 가능성을 제시하며, 오픈소스 구현과 기존 추론 스택 통합 가능성에 대한 논의가 활발하다[16; 12; 15; 5]. 다만 공식 제품 및 코드 발표가 부족하고 일부 모델에만 적용 가능하다는 제한점이 있다. ITME는 LLM 데이터 유형에 따른 계층적 메모리 관리와 PCIe Gen5 인터페이스를 활용한 고대역폭 KV 캐시 교체, CXL 하이브리드 메모리 기반 다중 턴 추론 성능 개선을 시연하여 시장 수요와 성장 가능성을 시사한다[2, p.2; 17].</w:t>
+        <w:t>TurboQuant은 구글 연구팀 주도로 오픈소스 프로젝트와 주요 추론 엔진에서 초기 통합과 검증이 진행 중이며, KV 캐시 메모리 6배 축소와 최대 8배 추론 속도 향상이 보고되었다[1, p.18; 10; 15; 16]. 일부 평가에서는 전체 메모리 사용량 감소가 제한적이고 기존 방법 대비 성능이 떨어진다는 의견도 있어 수요가 불확실하다[11]. ITME는 CXL 하이브리드 메모리와 다계층 메모리 관리 API를 활용해 대규모 KV 캐시 확장과 지연 민감 작업 배치를 지원하는 근거가 있으나, 시장 규모·성장과 도입 비용 구조에 관한 구체적 근거는 부족하다[2, p.2; 14; 17].</w:t>
       </w:r>
     </w:p>
     <w:p>
@@ -3326,7 +3347,7 @@
                 <w:b w:val="0"/>
                 <w:sz w:val="17"/>
               </w:rPr>
-              <w:t>지지(5) [18; 19; 16]</w:t>
+              <w:t>지지(5) [18; 10]</w:t>
             </w:r>
           </w:p>
         </w:tc>
@@ -3351,7 +3372,7 @@
                 <w:b w:val="0"/>
                 <w:sz w:val="17"/>
               </w:rPr>
-              <w:t>지지(5) [20; 21; 22]</w:t>
+              <w:t>판단 보류</w:t>
             </w:r>
           </w:p>
         </w:tc>
@@ -3406,7 +3427,7 @@
                 <w:b w:val="0"/>
                 <w:sz w:val="17"/>
               </w:rPr>
-              <w:t>판단 보류</w:t>
+              <w:t>지지(5) [19]</w:t>
             </w:r>
           </w:p>
         </w:tc>
@@ -3431,7 +3452,7 @@
                 <w:b w:val="0"/>
                 <w:sz w:val="17"/>
               </w:rPr>
-              <w:t>지지(5) [23; 24; 25]</w:t>
+              <w:t>지지(5) [20]</w:t>
             </w:r>
           </w:p>
         </w:tc>
@@ -3486,7 +3507,7 @@
                 <w:b w:val="0"/>
                 <w:sz w:val="17"/>
               </w:rPr>
-              <w:t>지지(5) [26; 27; 28]</w:t>
+              <w:t>지지(5) [21; 22]</w:t>
             </w:r>
           </w:p>
         </w:tc>
@@ -3511,7 +3532,7 @@
                 <w:b w:val="0"/>
                 <w:sz w:val="17"/>
               </w:rPr>
-              <w:t>지지(5) [29; 30; 31]</w:t>
+              <w:t>지지(5) [23]</w:t>
             </w:r>
           </w:p>
         </w:tc>
@@ -3566,7 +3587,7 @@
                 <w:b w:val="0"/>
                 <w:sz w:val="17"/>
               </w:rPr>
-              <w:t>지지(5) [32; 33; 34]</w:t>
+              <w:t>중립·혼재(3) [24; 25]</w:t>
             </w:r>
           </w:p>
         </w:tc>
@@ -3591,7 +3612,7 @@
                 <w:b w:val="0"/>
                 <w:sz w:val="17"/>
               </w:rPr>
-              <w:t>지지(5) [35; 36; 37]</w:t>
+              <w:t>판단 보류</w:t>
             </w:r>
           </w:p>
         </w:tc>
@@ -3646,7 +3667,7 @@
                 <w:color w:val="161A58"/>
                 <w:sz w:val="17"/>
               </w:rPr>
-              <w:t>5.00</w:t>
+              <w:t>4.50†</w:t>
             </w:r>
           </w:p>
         </w:tc>
@@ -3671,7 +3692,15 @@
                 <w:color w:val="161A58"/>
                 <w:sz w:val="17"/>
               </w:rPr>
-              <w:t>5.00</w:t>
+              <w:t>5.00†</w:t>
+            </w:r>
+            <w:r>
+              <w:rPr>
+                <w:rFonts w:ascii="맑은 고딕" w:hAnsi="맑은 고딕" w:eastAsia="맑은 고딕" w:cs="맑은 고딕"/>
+                <w:b w:val="0"/>
+                <w:sz w:val="17"/>
+              </w:rPr>
+              <w:t xml:space="preserve"> (2/4 집단)</w:t>
             </w:r>
           </w:p>
         </w:tc>
@@ -3692,7 +3721,7 @@
           <w:b w:val="0"/>
           <w:sz w:val="20"/>
         </w:rPr>
-        <w:t>개발사(TurboQuant는 Google, ITME는 SK hynix)의 발언과 보도자료는 점수에서 제외하고 참고로만 인용했다. TurboQuant은 클라우드·데이터센터 사업자, 개발자 커뮤니티, 투자·분석·언론 집단에서 KV 캐시 압축과 속도 향상, 정확도 유지 측면에서 긍정적 평가가 다수 존재하며 우려 근거는 발견되지 않았다[18; 26; 32]. 다만 GPU·메모리 벤더 집단에 대한 근거는 없어 평가가 제한적이다. ITME는 클라우드 사업자와 투자자 그룹에서 기술과 시장성에 대한 신뢰가 높고, GPU·메모리 벤더 및 개발자 커뮤니티에서도 긍정적 평가가 우세하나 일부 우려 근거도 존재한다[20; 35; 38].</w:t>
+        <w:t>가중 평균은 판단 보류 기준을 뺀 평균이며, 괄호 안은 평균에 실제로 들어간 범위이다(예: 3/4 집단은 한 집단이 판단 보류). 개발사(TurboQuant는 Google, ITME는 SK hynix)의 발언·보도자료·원 논문은 점수에서 제외했고, 기술명을 언급하지 않는 회사 실적·주가 자료는 집단의 기술 평가로 세지 않았다. TurboQuant은 클라우드·데이터센터 사업자와 GPU·메모리 벤더 집단에서 KV 캐시 압축과 메모리 비용 절감 효과에 대해 강한 지지를 받았으나, 개발자 커뮤니티에서는 품질 저하 우려도 일부 존재한다[18; 19; 21; 22]. 투자·분석·언론 집단은 긍정적 평가와 일부 중립적 시각을 보였다[25; 26]. ITME는 GPU·메모리 벤더와 개발자 커뮤니티에서 대규모 KV 캐시 확장과 AI 워크로드 지원 기술로 긍정적 평가를 받았으나, 클라우드·데이터센터 사업자와 투자·분석·언론 집단에서는 근거 부족으로 평가가 이루어지지 않았다[20; 23].</w:t>
       </w:r>
     </w:p>
     <w:p>
@@ -3928,7 +3957,7 @@
                 <w:b w:val="0"/>
                 <w:sz w:val="17"/>
               </w:rPr>
-              <w:t>5.00 [6; 39]</w:t>
+              <w:t>5.00 [3; 27]</w:t>
             </w:r>
           </w:p>
         </w:tc>
@@ -3953,7 +3982,7 @@
                 <w:b w:val="0"/>
                 <w:sz w:val="17"/>
               </w:rPr>
-              <w:t>5.00 [40; 41]</w:t>
+              <w:t>5.00 [28; 24]</w:t>
             </w:r>
           </w:p>
         </w:tc>
@@ -3978,7 +4007,7 @@
                 <w:b w:val="0"/>
                 <w:sz w:val="17"/>
               </w:rPr>
-              <w:t>판단 보류 [2, p.2]</w:t>
+              <w:t>5.00 [2, p.2; 23]</w:t>
             </w:r>
           </w:p>
         </w:tc>
@@ -4003,7 +4032,7 @@
                 <w:b w:val="0"/>
                 <w:sz w:val="17"/>
               </w:rPr>
-              <w:t>판단 보류 [2, p.2]</w:t>
+              <w:t>5.00 [2, p.2; 23]</w:t>
             </w:r>
           </w:p>
         </w:tc>
@@ -4058,7 +4087,7 @@
                 <w:b w:val="0"/>
                 <w:sz w:val="17"/>
               </w:rPr>
-              <w:t>5.00 [6; 42]</w:t>
+              <w:t>5.00 [29; 27]</w:t>
             </w:r>
           </w:p>
         </w:tc>
@@ -4083,7 +4112,7 @@
                 <w:b w:val="0"/>
                 <w:sz w:val="17"/>
               </w:rPr>
-              <w:t>4.00 [40; 41]</w:t>
+              <w:t>4.00 [29; 30]</w:t>
             </w:r>
           </w:p>
         </w:tc>
@@ -4108,7 +4137,7 @@
                 <w:b w:val="0"/>
                 <w:sz w:val="17"/>
               </w:rPr>
-              <w:t>판단 보류 [2, p.2]</w:t>
+              <w:t>5.00 [2, p.2]</w:t>
             </w:r>
           </w:p>
         </w:tc>
@@ -4133,7 +4162,7 @@
                 <w:b w:val="0"/>
                 <w:sz w:val="17"/>
               </w:rPr>
-              <w:t>판단 보류 [2, p.2]</w:t>
+              <w:t>5.00 [2, p.2]</w:t>
             </w:r>
           </w:p>
         </w:tc>
@@ -4188,7 +4217,7 @@
                 <w:b w:val="0"/>
                 <w:sz w:val="17"/>
               </w:rPr>
-              <w:t>5.00 [39; 28]</w:t>
+              <w:t>5.00 [3; 31]</w:t>
             </w:r>
           </w:p>
         </w:tc>
@@ -4213,7 +4242,7 @@
                 <w:b w:val="0"/>
                 <w:sz w:val="17"/>
               </w:rPr>
-              <w:t>4.00 [40; 41]</w:t>
+              <w:t>4.00 [28; 32]</w:t>
             </w:r>
           </w:p>
         </w:tc>
@@ -4238,7 +4267,7 @@
                 <w:b w:val="0"/>
                 <w:sz w:val="17"/>
               </w:rPr>
-              <w:t>판단 보류 [17]</w:t>
+              <w:t>판단 보류 [2, p.11; 14]</w:t>
             </w:r>
           </w:p>
         </w:tc>
@@ -4263,7 +4292,7 @@
                 <w:b w:val="0"/>
                 <w:sz w:val="17"/>
               </w:rPr>
-              <w:t>판단 보류 [17]</w:t>
+              <w:t>판단 보류 [2, p.11; 14]</w:t>
             </w:r>
           </w:p>
         </w:tc>
@@ -4318,7 +4347,7 @@
                 <w:b w:val="0"/>
                 <w:sz w:val="17"/>
               </w:rPr>
-              <w:t>5.00 [1, p.18; 42]</w:t>
+              <w:t>5.00 [1, p.18; 29]</w:t>
             </w:r>
           </w:p>
         </w:tc>
@@ -4343,7 +4372,7 @@
                 <w:b w:val="0"/>
                 <w:sz w:val="17"/>
               </w:rPr>
-              <w:t>5.00 [1, p.18; 43]</w:t>
+              <w:t>5.00 [1, p.18; 29]</w:t>
             </w:r>
           </w:p>
         </w:tc>
@@ -4448,7 +4477,7 @@
                 <w:b w:val="0"/>
                 <w:sz w:val="17"/>
               </w:rPr>
-              <w:t>5.00 [44; 45]</w:t>
+              <w:t>5.00 [33; 4]</w:t>
             </w:r>
           </w:p>
         </w:tc>
@@ -4473,7 +4502,7 @@
                 <w:b w:val="0"/>
                 <w:sz w:val="17"/>
               </w:rPr>
-              <w:t>판단 보류 [9]</w:t>
+              <w:t>판단 보류 [4]</w:t>
             </w:r>
           </w:p>
         </w:tc>
@@ -4578,7 +4607,15 @@
                 <w:color w:val="161A58"/>
                 <w:sz w:val="17"/>
               </w:rPr>
-              <w:t>4.78</w:t>
+              <w:t>4.78†</w:t>
+            </w:r>
+            <w:r>
+              <w:rPr>
+                <w:rFonts w:ascii="맑은 고딕" w:hAnsi="맑은 고딕" w:eastAsia="맑은 고딕" w:cs="맑은 고딕"/>
+                <w:b w:val="0"/>
+                <w:sz w:val="17"/>
+              </w:rPr>
+              <w:t xml:space="preserve"> (9/10 항목)</w:t>
             </w:r>
           </w:p>
         </w:tc>
@@ -4656,7 +4693,7 @@
           <w:b w:val="0"/>
           <w:sz w:val="20"/>
         </w:rPr>
-        <w:t>워크로드별 평균: TurboQuant W1 5.00, W2 4.50; ITME W1 판단 보류, W2 판단 보류. 가중 평균 행은 기술별 W1·W2 합산값이다(W1 열에 표기). TurboQuant은 KV 캐시를 3비트 수준으로 압축하여 5~6배 메모리 절감과 최대 8배 어텐션 속도 향상을 달성하며, 다양한 LLM과 데이터셋에서 정확도 손실 없이 적용되었다[6; 1, p.18; 42; 46]. Triton 커널로 구현되어 vLLM과 통합되었고 RTX 3090 및 5090 GPU에서 검증되었다[9]. 다만 BF16 및 FP8 대비 처리량과 지연에서 일부 부정적 평가가 존재하며, 대규모 실서비스 적용 사례는 부족하다[40; 47].</w:t>
+        <w:t>워크로드별 평균: TurboQuant W1 5.00, W2 4.50; ITME W1 판단 보류, W2 판단 보류. 가중 평균 행은 기술별 W1·W2 합산값이다(W1 열에 표기). TurboQuant은 Llama-3.1-8B-Instruct 및 Ministral-7B-Instruct 모델을 대상으로 장문 시나리오에서 KV 캐시를 16비트에서 3비트로 압축해 최대 6배 메모리 절감과 8배 추론 속도 향상을 달성했으며, 재학습 없이 품질 저하 없는 결과를 보였다[1, p.18; 28; 29; 24; 34]. 다만 일부 워크로드에서 지연 증가와 처리량 감소가 보고되어 조건별 성능 차이가 있을 수 있다[30]. ITME는 LLM 데이터 유형을 지연 민감도와 용량에 따라 분류하고, PCIe Gen5 기반 CXL 하이브리드 메모리를 활용해 대용량 KV 캐시 확장과 지연 민감 작업의 고속 메모리 배치를 지원하며, API를 통해 효율적 데이터 이동과 프리페칭을 제공한다[2, p.2·11; 23; 17].</w:t>
       </w:r>
     </w:p>
     <w:p>
@@ -4694,7 +4731,7 @@
           <w:b w:val="0"/>
           <w:sz w:val="20"/>
         </w:rPr>
-        <w:t>T05 regulation and compliance · TurboQuant: TurboQuant는 기술 관련 규제, 표준, 컴플라이언스 요구사항에 대한 직접적인 언급은 없으나, KV 캐시 메모리 압축을 통해 GPU 메모리 사용량을 크게 줄여 장기 컨텍스트 처리 및 멀티세션 운영에서 효율성을 높임으로써 규제 환경에서 요구되는 대규모 데이터 처리와 컴플라이언스 준수에 기여할 가능성이 있다 [15; 48].</w:t>
+        <w:t>T05 research · TurboQuant: TurboQuant은 KV 캐시 메모리를 약 3비트 수준으로 극단적으로 압축하여 최대 6배까지 메모리 사용량을 줄이면서도 정확도 손실 없이 작동한다[27; 35].</w:t>
       </w:r>
     </w:p>
     <w:p>
@@ -4717,53 +4754,7 @@
           <w:b w:val="0"/>
           <w:sz w:val="20"/>
         </w:rPr>
-        <w:t>T05 regulation and compliance · ITME: SK hynix는 반도체 공급망에서 공정 거래 관행을 확립하기 위해 모든 관련 법률과 규정을 자발적으로 준수하며, 반도체 산업 특성에 맞는 규제도 포함하여 다양한 관할권의 법률과 국제 프로토콜을 이해하고 있다 [49].</w:t>
-      </w:r>
-    </w:p>
-    <w:p>
-      <w:pPr>
-        <w:spacing w:after="40" w:line="312" w:lineRule="auto"/>
-        <w:ind w:left="312" w:hanging="227"/>
-      </w:pPr>
-      <w:r>
-        <w:rPr>
-          <w:rFonts w:ascii="맑은 고딕" w:hAnsi="맑은 고딕" w:eastAsia="맑은 고딕" w:cs="맑은 고딕"/>
-          <w:b/>
-          <w:color w:val="7F4ACB"/>
-          <w:sz w:val="20"/>
-        </w:rPr>
-        <w:t xml:space="preserve">• </w:t>
-      </w:r>
-      <w:r>
-        <w:rPr>
-          <w:rFonts w:ascii="맑은 고딕" w:hAnsi="맑은 고딕" w:eastAsia="맑은 고딕" w:cs="맑은 고딕"/>
-          <w:b w:val="0"/>
-          <w:sz w:val="20"/>
-        </w:rPr>
-        <w:t>T06 competition and ecosystem · TurboQuant: TurboQuant은 KV 캐시 메모리 압축을 통해 GPU 메모리 사용량을 크게 줄여 LLM이 더 긴 대화와 더 큰 모델을 기존 인프라에서 지원할 수 있도록 한다[16; 27].</w:t>
-      </w:r>
-    </w:p>
-    <w:p>
-      <w:pPr>
-        <w:spacing w:after="40" w:line="312" w:lineRule="auto"/>
-        <w:ind w:left="312" w:hanging="227"/>
-      </w:pPr>
-      <w:r>
-        <w:rPr>
-          <w:rFonts w:ascii="맑은 고딕" w:hAnsi="맑은 고딕" w:eastAsia="맑은 고딕" w:cs="맑은 고딕"/>
-          <w:b/>
-          <w:color w:val="7F4ACB"/>
-          <w:sz w:val="20"/>
-        </w:rPr>
-        <w:t xml:space="preserve">• </w:t>
-      </w:r>
-      <w:r>
-        <w:rPr>
-          <w:rFonts w:ascii="맑은 고딕" w:hAnsi="맑은 고딕" w:eastAsia="맑은 고딕" w:cs="맑은 고딕"/>
-          <w:b w:val="0"/>
-          <w:sz w:val="20"/>
-        </w:rPr>
-        <w:t>T06 competition and ecosystem · ITME: SK hynix는 AI 메모리 시장에서 NAND를 단순 저장장치가 아닌 핵심 구성요소로 보고 고용량·고성능 NAND 제품을 확대하며, 고객 및 생태계 파트너와의 개방형 협력을 통해 AI 인프라 전반의 혁신을 가속화하고 있다 [50; 51].</w:t>
+        <w:t>T05 research · ITME: KV 캐시 오프로딩 아키텍처는 중간 메모리 스테이징을 우회하여 GPU와 SSD 간의 직접적이고 고대역폭 데이터 전송을 가능하게 하여 누적 지연과 대역폭 병목 현상을 줄이고 운영 비용을 절감한다 [36].</w:t>
       </w:r>
     </w:p>
     <w:p>
@@ -5040,7 +5031,7 @@
                 <w:b w:val="0"/>
                 <w:sz w:val="17"/>
               </w:rPr>
-              <w:t>4.35</w:t>
+              <w:t>4.35†</w:t>
             </w:r>
           </w:p>
         </w:tc>
@@ -5065,7 +5056,7 @@
                 <w:b w:val="0"/>
                 <w:sz w:val="17"/>
               </w:rPr>
-              <w:t>5.00</w:t>
+              <w:t>4.50†</w:t>
             </w:r>
           </w:p>
         </w:tc>
@@ -5090,7 +5081,7 @@
                 <w:b w:val="0"/>
                 <w:sz w:val="17"/>
               </w:rPr>
-              <w:t>4.78</w:t>
+              <w:t>4.78†</w:t>
             </w:r>
           </w:p>
         </w:tc>
@@ -5143,7 +5134,7 @@
                 <w:b w:val="0"/>
                 <w:sz w:val="17"/>
               </w:rPr>
-              <w:t>4–5</w:t>
+              <w:t>5–6</w:t>
             </w:r>
           </w:p>
         </w:tc>
@@ -5191,7 +5182,7 @@
                 <w:b w:val="0"/>
                 <w:sz w:val="17"/>
               </w:rPr>
-              <w:t>5.00</w:t>
+              <w:t>5.00†</w:t>
             </w:r>
           </w:p>
         </w:tc>
@@ -5223,9 +5214,22 @@
     </w:tbl>
     <w:p>
       <w:pPr>
+        <w:spacing w:after="80" w:line="324" w:lineRule="auto"/>
+      </w:pPr>
+    </w:p>
+    <w:p>
+      <w:pPr>
         <w:keepNext/>
         <w:spacing w:after="80" w:line="324" w:lineRule="auto"/>
       </w:pPr>
+      <w:r>
+        <w:rPr>
+          <w:rFonts w:ascii="맑은 고딕" w:hAnsi="맑은 고딕" w:eastAsia="맑은 고딕" w:cs="맑은 고딕"/>
+          <w:b w:val="0"/>
+          <w:sz w:val="20"/>
+        </w:rPr>
+        <w:t>† 잠정 점수: 이 관점은 재시도 1회 후에도 Judge 근거 기준(출처 계열 비중·찬반 근거 계열 수)에 미달해 해석이 제한된다(6장 참고).</w:t>
+      </w:r>
     </w:p>
     <w:tbl>
       <w:tblPr>
@@ -5441,7 +5445,7 @@
                 <w:b w:val="0"/>
                 <w:sz w:val="17"/>
               </w:rPr>
-              <w:t>0.65</w:t>
+              <w:t>0.15</w:t>
             </w:r>
           </w:p>
         </w:tc>
@@ -5648,7 +5652,7 @@
                 <w:b w:val="0"/>
                 <w:sz w:val="17"/>
               </w:rPr>
-              <w:t>0.22</w:t>
+              <w:t>0.28</w:t>
             </w:r>
           </w:p>
         </w:tc>
@@ -5934,7 +5938,7 @@
                 <w:b w:val="0"/>
                 <w:sz w:val="17"/>
               </w:rPr>
-              <w:t>TurboQuant: TRL 4–5 (신뢰도 높음), 시장성 4.35 → 부분 괴리 (기대 선행); ITME: TRL 4–5 (신뢰도 낮음), 시장성 판단 보류 → 판단 보류 (C.5 격자, 코드 계산) [2, p.2·8·10; 1, p.15]</w:t>
+              <w:t>TurboQuant: TRL 4–5 (신뢰도 높음), 시장성 4.35 → 부분 괴리 (기대 선행); ITME: TRL 5–6 (신뢰도 보통), 시장성 판단 보류 → 판단 보류 (C.5 격자, 코드 계산) [2, p.8·10; 1, p.15; 3]</w:t>
             </w:r>
           </w:p>
         </w:tc>
@@ -5989,7 +5993,7 @@
                 <w:b w:val="0"/>
                 <w:sz w:val="17"/>
               </w:rPr>
-              <w:t>부분 지지</w:t>
+              <w:t>기각</w:t>
             </w:r>
           </w:p>
         </w:tc>
@@ -6014,7 +6018,7 @@
                 <w:b w:val="0"/>
                 <w:sz w:val="17"/>
               </w:rPr>
-              <w:t>TurboQuant: 기술 언급 12건, 생태계·전략 언급 5건 → 기각; ITME: 기술 언급 15건, 생태계·전략 언급 20건 → 지지 (개발사 발언 제외, C.7 기준, 코드 계산) [20; 18; 23; 35]</w:t>
+              <w:t>TurboQuant: 기술 언급 24건, 생태계·전략 언급 6건 → 기각; ITME: 기술 언급 15건, 생태계·전략 언급 11건 → 기각 (개발사 발언 제외, C.7 기준, 코드 계산) [20; 37; 38; 18]</w:t>
             </w:r>
           </w:p>
         </w:tc>
@@ -6094,7 +6098,7 @@
                 <w:b w:val="0"/>
                 <w:sz w:val="17"/>
               </w:rPr>
-              <w:t>TurboQuant: W1 5.0, W2 4.5, 3점을 사이에 두고 갈리는 기준 없음 → 기각; ITME: W1·W2 점수를 낼 근거가 부족해 판단 보류 (평가 가능한 기술이 일부뿐이라 가설 전체는 판단 보류) (C.7 기준, 코드 계산) [2, p.2; 6; 39]</w:t>
+              <w:t>TurboQuant: W1 5.0, W2 4.5, 3점을 사이에 두고 갈리는 기준 없음 → 기각; ITME: W1·W2 점수를 낼 근거가 부족해 판단 보류 (평가 가능한 기술이 일부뿐이라 가설 전체는 판단 보류) (C.7 기준, 코드 계산) [2, p.2·11; 29]</w:t>
             </w:r>
           </w:p>
         </w:tc>
@@ -6147,7 +6151,7 @@
                 <w:b w:val="0"/>
                 <w:sz w:val="17"/>
               </w:rPr>
-              <w:t>지지</w:t>
+              <w:t>부분 지지</w:t>
             </w:r>
           </w:p>
         </w:tc>
@@ -6171,7 +6175,7 @@
                 <w:b w:val="0"/>
                 <w:sz w:val="17"/>
               </w:rPr>
-              <w:t>근거 문장이 Judge 검사를 통과하지 못함 [26; 9; 52]</w:t>
+              <w:t>TurboQuant은 도입 주체별 근거(adopters)가 존재하나 함께 쓰는 사례(co_use_ids)는 없고, ITME는 함께 쓰는 사례가 있으나 도입 주체별 근거는 없다. 따라서 두 기술 모두 한쪽만 근거가 있어 H4 가설에 부분적으로 부합한다.</w:t>
             </w:r>
           </w:p>
         </w:tc>
@@ -6230,7 +6234,7 @@
           <w:b w:val="0"/>
           <w:sz w:val="20"/>
         </w:rPr>
-        <w:t>대규모 LLM 추론 워크로드에서 KV 캐시 메모리 압축과 속도 향상이 중요할 경우 TurboQuant의 6배 압축 및 8배 속도 향상 근거가 관련된다[16; 12; 53].</w:t>
+        <w:t>긴 컨텍스트 LLM 추론 환경에서는 TurboQuant이 3비트 양자화로 KV 캐시 메모리를 최대 6배 줄이고 최대 8배 추론 속도 향상을 보고한 근거가 관련된다[1, p.18; 10; 16].</w:t>
       </w:r>
     </w:p>
     <w:p>
@@ -6253,7 +6257,7 @@
           <w:b w:val="0"/>
           <w:sz w:val="20"/>
         </w:rPr>
-        <w:t>기존 GPU 보유 여부가 높은 환경에서는 TurboQuant의 GPU 기반 오픈소스 구현과 vLLM 통합 사례가 적용 가능성을 시사한다[4; 3; 5].</w:t>
+        <w:t>CXL 하이브리드 메모리와 PCIe Gen5 인터페이스를 갖춘 하드웨어 환경에서는 ITME가 대규모 KV 캐시 확장과 지연 민감 작업의 고속 메모리 배치를 지원하는 근거가 관련된다[2, p.11; 14].</w:t>
       </w:r>
     </w:p>
     <w:p>
@@ -6276,7 +6280,7 @@
           <w:b w:val="0"/>
           <w:sz w:val="20"/>
         </w:rPr>
-        <w:t>대규모 KV 캐시 풋프린트와 다중 턴 추론이 요구되는 환경에서는 ITME의 다계층 메모리 구조와 CXL 하이브리드 메모리 활용 근거가 관련된다[2, p.9; 17].</w:t>
+        <w:t>기존 GPU 보유 여부에 따라 TurboQuant은 NVIDIA A100, RTX 3090, H100 등에서 실험적 검증과 오픈소스 구현이 진행 중인 점이 관련된다[1, p.15; 4].</w:t>
       </w:r>
     </w:p>
     <w:p>
@@ -6299,7 +6303,7 @@
           <w:b w:val="0"/>
           <w:sz w:val="20"/>
         </w:rPr>
-        <w:t>클라우드 및 데이터센터 사업자 도입 주체에서는 TurboQuant과 ITME 모두 긍정적 평가 근거가 존재하나, GPU·메모리 벤더 집단 근거는 TurboQuant에 부족하고 ITME는 일부 존재한다[18; 20; 23].</w:t>
+        <w:t>도입 주체가 클라우드·데이터센터 사업자나 GPU·메모리 벤더인 경우 TurboQuant은 KV 캐시 압축과 메모리 비용 절감 효과에 대해 강한 지지를 받았으나, ITME는 해당 집단에서 근거가 부족한 점이 관련된다[18; 19; 20].</w:t>
       </w:r>
     </w:p>
     <w:p>
@@ -6609,7 +6613,7 @@
                 <w:b w:val="0"/>
                 <w:sz w:val="17"/>
               </w:rPr>
-              <w:t>5/5/4/4</w:t>
+              <w:t>5/5/4/5</w:t>
             </w:r>
           </w:p>
         </w:tc>
@@ -6634,7 +6638,7 @@
                 <w:b w:val="0"/>
                 <w:sz w:val="17"/>
               </w:rPr>
-              <w:t>38%</w:t>
+              <w:t>67%</w:t>
             </w:r>
           </w:p>
         </w:tc>
@@ -6734,7 +6738,7 @@
                 <w:b w:val="0"/>
                 <w:sz w:val="17"/>
               </w:rPr>
-              <w:t>통과</w:t>
+              <w:t>판정 불확실</w:t>
             </w:r>
           </w:p>
         </w:tc>
@@ -6839,7 +6843,7 @@
                 <w:b w:val="0"/>
                 <w:sz w:val="17"/>
               </w:rPr>
-              <w:t>TurboQuant 찬8/반2, ITME 찬2/반0</w:t>
+              <w:t>TurboQuant 찬7/반3, ITME 찬1/반0</w:t>
             </w:r>
           </w:p>
         </w:tc>
@@ -6969,7 +6973,7 @@
                 <w:b w:val="0"/>
                 <w:sz w:val="17"/>
               </w:rPr>
-              <w:t>4/4/4/4</w:t>
+              <w:t>5/5/4/4</w:t>
             </w:r>
           </w:p>
         </w:tc>
@@ -6994,7 +6998,7 @@
                 <w:b w:val="0"/>
                 <w:sz w:val="17"/>
               </w:rPr>
-              <w:t>14%</w:t>
+              <w:t>50%</w:t>
             </w:r>
           </w:p>
         </w:tc>
@@ -7019,7 +7023,7 @@
                 <w:b w:val="0"/>
                 <w:sz w:val="17"/>
               </w:rPr>
-              <w:t>TurboQuant 찬15/반0, ITME 찬21/반7</w:t>
+              <w:t>TurboQuant 찬14/반2, ITME 찬2/반0</w:t>
             </w:r>
           </w:p>
         </w:tc>
@@ -7171,7 +7175,7 @@
                 <w:b w:val="0"/>
                 <w:sz w:val="17"/>
               </w:rPr>
-              <w:t>100%</w:t>
+              <w:t>67%</w:t>
             </w:r>
           </w:p>
         </w:tc>
@@ -7195,7 +7199,7 @@
                 <w:b w:val="0"/>
                 <w:sz w:val="17"/>
               </w:rPr>
-              <w:t>TurboQuant 찬22/반1, ITME 찬2/반0</w:t>
+              <w:t>TurboQuant 찬18/반1, ITME 찬2/반0</w:t>
             </w:r>
           </w:p>
         </w:tc>
@@ -7298,7 +7302,7 @@
           <w:b w:val="0"/>
           <w:sz w:val="20"/>
         </w:rPr>
-        <w:t>본문 인용 근거의 출처 구분: 벤더 27건, 제3자 42건, 학술 3건. 관점마다 지지·반대 질의를 짝지어 검색했고, 한 원 출처 계열이 웹 근거의 50%를 넘지 않게 했으며, 개발사 발언은 이해관계자 점수에서 뺐다.</w:t>
+        <w:t>본문 인용 근거의 출처 구분: 벤더 23건, 제3자 28건, 학술 5건. 관점마다 지지·반대 질의를 짝지어 검색했고, 수집 단계에서 한 원 출처 계열이 웹 근거의 50%를 넘으면 잘라냈으며, 개발사 발언은 이해관계자 점수에서 뺐다. 다만 웹 근거가 1~2건뿐인 경우에는 잘라도 비중이 내려가지 않아 최대 비중이 50%를 넘었고(TRL 67%, 시장성 100%, 도메인 적합성 67%), Judge는 이를 기준 미달로 판정했다.</w:t>
       </w:r>
     </w:p>
     <w:p>
@@ -7321,7 +7325,7 @@
           <w:b w:val="0"/>
           <w:sz w:val="20"/>
         </w:rPr>
-        <w:t>Orchestrator가 SubTask 6개를 동적으로 계획했다(계획 출처 llm, 사용 Agent 6개, 미사용 Agent 1개).</w:t>
+        <w:t>반대(한계·우려) 근거 0계열: 시장성 ITME, 이해관계자 ITME, 도메인 적합성 ITME. 관점마다 한계·비판 질의를 지지 질의와 같은 수 이상 검색했으나 기술명을 명시한 독립 반대 근거를 찾지 못했다. 반대 근거가 없다는 것은 반대 의견이 없다는 뜻이 아니라 공개 자료에서 확인되지 않았다는 뜻이며, 이 관점의 점수는 긍정 쪽으로 기울어 있을 수 있다.</w:t>
       </w:r>
     </w:p>
     <w:p>
@@ -7344,7 +7348,7 @@
           <w:b w:val="0"/>
           <w:sz w:val="20"/>
         </w:rPr>
-        <w:t>Judge 판정식은 설계서 D.5를 그대로 썼다. 기준에 못 미친 작업만 같은 담당 Agent가 1회 다시 실행했고, 미사용 Agent의 교차 검토와 Agent 0의 재시도 지시를 거쳤다. 재시도 후에도 미달이면 판정 불확실로 남겼다.</w:t>
+        <w:t>4개 관점은 두 기술 모두 평가했으나 시장성 ITME, 도메인 적합성 ITME은(는) 기술명을 명시한 독립 근거가 2계열 미만이라 판단 보류로 남겼다. 점수를 억지로 채우지 않은 것은 근거 부족을 낮은 점수로 바꾸지 않는다는 채점 규칙(C.6)에 따른 것이다.</w:t>
       </w:r>
     </w:p>
     <w:p>
@@ -7367,7 +7371,7 @@
           <w:b w:val="0"/>
           <w:sz w:val="20"/>
         </w:rPr>
-        <w:t>재시도 후 미달·부분 결과 작업: T02(FAILED_AFTER_RETRY), T03(FAILED_AFTER_RETRY), T04(FAILED_AFTER_RETRY)</w:t>
+        <w:t>Orchestrator가 SubTask 5개를 동적으로 계획했다(계획 출처 llm, 사용 Agent 5개, 미사용 Agent 2개).</w:t>
       </w:r>
     </w:p>
     <w:p>
@@ -7390,7 +7394,7 @@
           <w:b w:val="0"/>
           <w:sz w:val="20"/>
         </w:rPr>
-        <w:t>판정 불확실: 작업 T02(marketability, market_specialist)이 재시도 1회 후에도 기준 미달 → FAILED_AFTER_RETRY. 사유: 한 출처 계열 비중 100%(50% 초과) / itme: 찬성 2계열·반대 0계열(각 2 이상 필요) / ITME의 한계와 비용 구조에 대한 근거가 부족하며, 모든 평가 항목에서 독립적인 제3자 출처가 더 보강되어야</w:t>
+        <w:t>Judge 판정식은 설계서 D.5를 그대로 썼다. 기준에 못 미친 작업만 같은 담당 Agent가 1회 다시 실행했고, 미사용 Agent의 교차 검토와 Agent 0의 재시도 지시를 거쳤다. 재시도 후에도 미달이면 판정 불확실로 남겼다.</w:t>
       </w:r>
     </w:p>
     <w:p>
@@ -7413,7 +7417,22 @@
           <w:b w:val="0"/>
           <w:sz w:val="20"/>
         </w:rPr>
-        <w:t>판정 불확실: 작업 T03(stakeholder perspective, stakeholder_specialist)이 재시도 1회 후에도 기준 미달 → FAILED_AFTER_RETRY. 사유: turboquant: 찬성 15계열·반대 0계열(각 2 이상 필요)</w:t>
+        <w:t>재시도 1회 후에도 미달(판정 불확실): T01(FAILED_AFTER_RETRY) 한 출처 계열 비중 67%(50% 초과); T02(FAILED_AFTER_RETRY) 한 출처 계열 비중 100%(50% 초과); T03(FAILED_AFTER_RETRY) itme: 찬성 2계열·반대 0계열(각 2 이상 필요); T04(FAILED_AFTER_RETRY) 한 출처 계열 비중 67%(50% 초과)</w:t>
+      </w:r>
+    </w:p>
+    <w:p>
+      <w:pPr>
+        <w:pStyle w:val="Heading2"/>
+        <w:keepNext/>
+      </w:pPr>
+      <w:r>
+        <w:rPr>
+          <w:rFonts w:ascii="맑은 고딕" w:hAnsi="맑은 고딕" w:eastAsia="맑은 고딕" w:cs="맑은 고딕"/>
+          <w:b/>
+          <w:color w:val="161A58"/>
+          <w:sz w:val="25"/>
+        </w:rPr>
+        <w:t>6.2 실행 개요와 보고서 품질 평가</w:t>
       </w:r>
     </w:p>
     <w:p>
@@ -7436,7 +7455,1091 @@
           <w:b w:val="0"/>
           <w:sz w:val="20"/>
         </w:rPr>
-        <w:t>판정 불확실: 작업 T04(domain applicability, domain_specialist)이 재시도 1회 후에도 기준 미달 → FAILED_AFTER_RETRY. 사유: 한 출처 계열 비중 100%(50% 초과) / turboquant: 찬성 22계열·반대 1계열(각 2 이상 필요) / itme: 찬성 2계열·반대 0계열(각 2 이상 필요) / ITME의 경우 정확도(accuracy</w:t>
+        <w:t xml:space="preserve">run_id </w:t>
+      </w:r>
+      <w:r>
+        <w:rPr>
+          <w:rFonts w:ascii="D2Coding" w:hAnsi="D2Coding" w:eastAsia="맑은 고딕" w:cs="D2Coding"/>
+          <w:b w:val="0"/>
+          <w:color w:val="5B3FA0"/>
+          <w:sz w:val="19"/>
+        </w:rPr>
+        <w:t>cdc64c3abebe</w:t>
+      </w:r>
+      <w:r>
+        <w:rPr>
+          <w:rFonts w:ascii="맑은 고딕" w:hAnsi="맑은 고딕" w:eastAsia="맑은 고딕" w:cs="맑은 고딕"/>
+          <w:b w:val="0"/>
+          <w:sz w:val="20"/>
+        </w:rPr>
+        <w:t xml:space="preserve">(LangSmith trace·결정 로그와 같은 키). Orchestrator가 실행 전에 SubTask 5개를 계획(계획 출처 llm)하고 </w:t>
+      </w:r>
+      <w:r>
+        <w:rPr>
+          <w:rFonts w:ascii="D2Coding" w:hAnsi="D2Coding" w:eastAsia="맑은 고딕" w:cs="D2Coding"/>
+          <w:b w:val="0"/>
+          <w:color w:val="5B3FA0"/>
+          <w:sz w:val="19"/>
+        </w:rPr>
+        <w:t>Send</w:t>
+      </w:r>
+      <w:r>
+        <w:rPr>
+          <w:rFonts w:ascii="맑은 고딕" w:hAnsi="맑은 고딕" w:eastAsia="맑은 고딕" w:cs="맑은 고딕"/>
+          <w:b w:val="0"/>
+          <w:sz w:val="20"/>
+        </w:rPr>
+        <w:t>로 그 수만큼 Worker를 생성했다. 미사용 Agent 2개(ecosystem_specialist, regulation_specialist)가 실패 작업의 교차 검토자이다.</w:t>
+      </w:r>
+    </w:p>
+    <w:tbl>
+      <w:tblPr>
+        <w:jc w:val="center"/>
+        <w:tblLook w:firstColumn="1" w:firstRow="1" w:lastColumn="0" w:lastRow="0" w:noHBand="0" w:noVBand="1" w:val="04A0"/>
+        <w:tblBorders>
+          <w:top w:val="single" w:color="161A58" w:sz="8"/>
+          <w:left w:val="none" w:color="FFFFFF" w:sz="0"/>
+          <w:bottom w:val="single" w:color="161A58" w:sz="8"/>
+          <w:right w:val="none" w:color="FFFFFF" w:sz="0"/>
+          <w:insideH w:val="single" w:color="D8DAE5" w:sz="2"/>
+          <w:insideV w:val="single" w:color="D8DAE5" w:sz="2"/>
+        </w:tblBorders>
+        <w:tblW w:w="9072" w:type="dxa"/>
+        <w:tblLayout w:type="fixed"/>
+      </w:tblPr>
+      <w:tblGrid>
+        <w:gridCol w:w="737"/>
+        <w:gridCol w:w="2381"/>
+        <w:gridCol w:w="2041"/>
+        <w:gridCol w:w="623"/>
+        <w:gridCol w:w="1360"/>
+        <w:gridCol w:w="1927"/>
+      </w:tblGrid>
+      <w:tr>
+        <w:trPr>
+          <w:cantSplit/>
+          <w:tblHeader w:val="true"/>
+        </w:trPr>
+        <w:tc>
+          <w:tcPr>
+            <w:tcW w:type="dxa" w:w="737"/>
+            <w:tcMar>
+              <w:top w:w="70" w:type="dxa"/>
+              <w:left w:w="90" w:type="dxa"/>
+              <w:bottom w:w="70" w:type="dxa"/>
+              <w:right w:w="90" w:type="dxa"/>
+            </w:tcMar>
+            <w:shd w:val="clear" w:color="auto" w:fill="F2F3F8"/>
+          </w:tcPr>
+          <w:p>
+            <w:pPr>
+              <w:keepNext/>
+              <w:spacing w:after="0" w:line="276" w:lineRule="auto"/>
+              <w:jc w:val="center"/>
+            </w:pPr>
+            <w:r>
+              <w:rPr>
+                <w:rFonts w:ascii="맑은 고딕" w:hAnsi="맑은 고딕" w:eastAsia="맑은 고딕" w:cs="맑은 고딕"/>
+                <w:b/>
+                <w:color w:val="161A58"/>
+                <w:sz w:val="17"/>
+              </w:rPr>
+              <w:t>작업</w:t>
+            </w:r>
+          </w:p>
+        </w:tc>
+        <w:tc>
+          <w:tcPr>
+            <w:tcW w:type="dxa" w:w="2381"/>
+            <w:tcMar>
+              <w:top w:w="70" w:type="dxa"/>
+              <w:left w:w="90" w:type="dxa"/>
+              <w:bottom w:w="70" w:type="dxa"/>
+              <w:right w:w="90" w:type="dxa"/>
+            </w:tcMar>
+            <w:shd w:val="clear" w:color="auto" w:fill="F2F3F8"/>
+          </w:tcPr>
+          <w:p>
+            <w:pPr>
+              <w:keepNext/>
+              <w:spacing w:after="0" w:line="276" w:lineRule="auto"/>
+              <w:jc w:val="center"/>
+            </w:pPr>
+            <w:r>
+              <w:rPr>
+                <w:rFonts w:ascii="맑은 고딕" w:hAnsi="맑은 고딕" w:eastAsia="맑은 고딕" w:cs="맑은 고딕"/>
+                <w:b/>
+                <w:color w:val="161A58"/>
+                <w:sz w:val="17"/>
+              </w:rPr>
+              <w:t>관점</w:t>
+            </w:r>
+          </w:p>
+        </w:tc>
+        <w:tc>
+          <w:tcPr>
+            <w:tcW w:type="dxa" w:w="2041"/>
+            <w:tcMar>
+              <w:top w:w="70" w:type="dxa"/>
+              <w:left w:w="90" w:type="dxa"/>
+              <w:bottom w:w="70" w:type="dxa"/>
+              <w:right w:w="90" w:type="dxa"/>
+            </w:tcMar>
+            <w:shd w:val="clear" w:color="auto" w:fill="F2F3F8"/>
+          </w:tcPr>
+          <w:p>
+            <w:pPr>
+              <w:keepNext/>
+              <w:spacing w:after="0" w:line="276" w:lineRule="auto"/>
+              <w:jc w:val="center"/>
+            </w:pPr>
+            <w:r>
+              <w:rPr>
+                <w:rFonts w:ascii="맑은 고딕" w:hAnsi="맑은 고딕" w:eastAsia="맑은 고딕" w:cs="맑은 고딕"/>
+                <w:b/>
+                <w:color w:val="161A58"/>
+                <w:sz w:val="17"/>
+              </w:rPr>
+              <w:t>담당 Agent</w:t>
+            </w:r>
+          </w:p>
+        </w:tc>
+        <w:tc>
+          <w:tcPr>
+            <w:tcW w:type="dxa" w:w="624"/>
+            <w:tcMar>
+              <w:top w:w="70" w:type="dxa"/>
+              <w:left w:w="90" w:type="dxa"/>
+              <w:bottom w:w="70" w:type="dxa"/>
+              <w:right w:w="90" w:type="dxa"/>
+            </w:tcMar>
+            <w:shd w:val="clear" w:color="auto" w:fill="F2F3F8"/>
+          </w:tcPr>
+          <w:p>
+            <w:pPr>
+              <w:keepNext/>
+              <w:spacing w:after="0" w:line="276" w:lineRule="auto"/>
+              <w:jc w:val="center"/>
+            </w:pPr>
+            <w:r>
+              <w:rPr>
+                <w:rFonts w:ascii="맑은 고딕" w:hAnsi="맑은 고딕" w:eastAsia="맑은 고딕" w:cs="맑은 고딕"/>
+                <w:b/>
+                <w:color w:val="161A58"/>
+                <w:sz w:val="17"/>
+              </w:rPr>
+              <w:t>시도</w:t>
+            </w:r>
+          </w:p>
+        </w:tc>
+        <w:tc>
+          <w:tcPr>
+            <w:tcW w:type="dxa" w:w="1361"/>
+            <w:tcMar>
+              <w:top w:w="70" w:type="dxa"/>
+              <w:left w:w="90" w:type="dxa"/>
+              <w:bottom w:w="70" w:type="dxa"/>
+              <w:right w:w="90" w:type="dxa"/>
+            </w:tcMar>
+            <w:shd w:val="clear" w:color="auto" w:fill="F2F3F8"/>
+          </w:tcPr>
+          <w:p>
+            <w:pPr>
+              <w:keepNext/>
+              <w:spacing w:after="0" w:line="276" w:lineRule="auto"/>
+              <w:jc w:val="center"/>
+            </w:pPr>
+            <w:r>
+              <w:rPr>
+                <w:rFonts w:ascii="맑은 고딕" w:hAnsi="맑은 고딕" w:eastAsia="맑은 고딕" w:cs="맑은 고딕"/>
+                <w:b/>
+                <w:color w:val="161A58"/>
+                <w:sz w:val="17"/>
+              </w:rPr>
+              <w:t>결과</w:t>
+            </w:r>
+          </w:p>
+        </w:tc>
+        <w:tc>
+          <w:tcPr>
+            <w:tcW w:type="dxa" w:w="1928"/>
+            <w:tcMar>
+              <w:top w:w="70" w:type="dxa"/>
+              <w:left w:w="90" w:type="dxa"/>
+              <w:bottom w:w="70" w:type="dxa"/>
+              <w:right w:w="90" w:type="dxa"/>
+            </w:tcMar>
+            <w:shd w:val="clear" w:color="auto" w:fill="F2F3F8"/>
+          </w:tcPr>
+          <w:p>
+            <w:pPr>
+              <w:keepNext/>
+              <w:spacing w:after="0" w:line="276" w:lineRule="auto"/>
+              <w:jc w:val="center"/>
+            </w:pPr>
+            <w:r>
+              <w:rPr>
+                <w:rFonts w:ascii="맑은 고딕" w:hAnsi="맑은 고딕" w:eastAsia="맑은 고딕" w:cs="맑은 고딕"/>
+                <w:b/>
+                <w:color w:val="161A58"/>
+                <w:sz w:val="17"/>
+              </w:rPr>
+              <w:t>교차 검토자</w:t>
+            </w:r>
+          </w:p>
+        </w:tc>
+      </w:tr>
+      <w:tr>
+        <w:trPr>
+          <w:cantSplit/>
+        </w:trPr>
+        <w:tc>
+          <w:tcPr>
+            <w:tcW w:type="dxa" w:w="737"/>
+            <w:tcMar>
+              <w:top w:w="70" w:type="dxa"/>
+              <w:left w:w="90" w:type="dxa"/>
+              <w:bottom w:w="70" w:type="dxa"/>
+              <w:right w:w="90" w:type="dxa"/>
+            </w:tcMar>
+          </w:tcPr>
+          <w:p>
+            <w:pPr>
+              <w:keepNext/>
+              <w:spacing w:after="0" w:line="276" w:lineRule="auto"/>
+            </w:pPr>
+            <w:r>
+              <w:rPr>
+                <w:rFonts w:ascii="맑은 고딕" w:hAnsi="맑은 고딕" w:eastAsia="맑은 고딕" w:cs="맑은 고딕"/>
+                <w:b w:val="0"/>
+                <w:sz w:val="17"/>
+              </w:rPr>
+              <w:t>T01</w:t>
+            </w:r>
+          </w:p>
+        </w:tc>
+        <w:tc>
+          <w:tcPr>
+            <w:tcW w:type="dxa" w:w="2381"/>
+            <w:tcMar>
+              <w:top w:w="70" w:type="dxa"/>
+              <w:left w:w="90" w:type="dxa"/>
+              <w:bottom w:w="70" w:type="dxa"/>
+              <w:right w:w="90" w:type="dxa"/>
+            </w:tcMar>
+          </w:tcPr>
+          <w:p>
+            <w:pPr>
+              <w:keepNext/>
+              <w:spacing w:after="0" w:line="276" w:lineRule="auto"/>
+            </w:pPr>
+            <w:r>
+              <w:rPr>
+                <w:rFonts w:ascii="맑은 고딕" w:hAnsi="맑은 고딕" w:eastAsia="맑은 고딕" w:cs="맑은 고딕"/>
+                <w:b w:val="0"/>
+                <w:sz w:val="17"/>
+              </w:rPr>
+              <w:t>technology readiness</w:t>
+            </w:r>
+          </w:p>
+        </w:tc>
+        <w:tc>
+          <w:tcPr>
+            <w:tcW w:type="dxa" w:w="2041"/>
+            <w:tcMar>
+              <w:top w:w="70" w:type="dxa"/>
+              <w:left w:w="90" w:type="dxa"/>
+              <w:bottom w:w="70" w:type="dxa"/>
+              <w:right w:w="90" w:type="dxa"/>
+            </w:tcMar>
+          </w:tcPr>
+          <w:p>
+            <w:pPr>
+              <w:keepNext/>
+              <w:spacing w:after="0" w:line="276" w:lineRule="auto"/>
+            </w:pPr>
+            <w:r>
+              <w:rPr>
+                <w:rFonts w:ascii="맑은 고딕" w:hAnsi="맑은 고딕" w:eastAsia="맑은 고딕" w:cs="맑은 고딕"/>
+                <w:b w:val="0"/>
+                <w:sz w:val="17"/>
+              </w:rPr>
+              <w:t>trl_specialist</w:t>
+            </w:r>
+          </w:p>
+        </w:tc>
+        <w:tc>
+          <w:tcPr>
+            <w:tcW w:type="dxa" w:w="624"/>
+            <w:tcMar>
+              <w:top w:w="70" w:type="dxa"/>
+              <w:left w:w="90" w:type="dxa"/>
+              <w:bottom w:w="70" w:type="dxa"/>
+              <w:right w:w="90" w:type="dxa"/>
+            </w:tcMar>
+          </w:tcPr>
+          <w:p>
+            <w:pPr>
+              <w:keepNext/>
+              <w:spacing w:after="0" w:line="276" w:lineRule="auto"/>
+            </w:pPr>
+            <w:r>
+              <w:rPr>
+                <w:rFonts w:ascii="맑은 고딕" w:hAnsi="맑은 고딕" w:eastAsia="맑은 고딕" w:cs="맑은 고딕"/>
+                <w:b w:val="0"/>
+                <w:sz w:val="17"/>
+              </w:rPr>
+              <w:t>2</w:t>
+            </w:r>
+          </w:p>
+        </w:tc>
+        <w:tc>
+          <w:tcPr>
+            <w:tcW w:type="dxa" w:w="1361"/>
+            <w:tcMar>
+              <w:top w:w="70" w:type="dxa"/>
+              <w:left w:w="90" w:type="dxa"/>
+              <w:bottom w:w="70" w:type="dxa"/>
+              <w:right w:w="90" w:type="dxa"/>
+            </w:tcMar>
+          </w:tcPr>
+          <w:p>
+            <w:pPr>
+              <w:keepNext/>
+              <w:spacing w:after="0" w:line="276" w:lineRule="auto"/>
+            </w:pPr>
+            <w:r>
+              <w:rPr>
+                <w:rFonts w:ascii="맑은 고딕" w:hAnsi="맑은 고딕" w:eastAsia="맑은 고딕" w:cs="맑은 고딕"/>
+                <w:b w:val="0"/>
+                <w:sz w:val="17"/>
+              </w:rPr>
+              <w:t>재시도 후 미달</w:t>
+            </w:r>
+          </w:p>
+        </w:tc>
+        <w:tc>
+          <w:tcPr>
+            <w:tcW w:type="dxa" w:w="1928"/>
+            <w:tcMar>
+              <w:top w:w="70" w:type="dxa"/>
+              <w:left w:w="90" w:type="dxa"/>
+              <w:bottom w:w="70" w:type="dxa"/>
+              <w:right w:w="90" w:type="dxa"/>
+            </w:tcMar>
+          </w:tcPr>
+          <w:p>
+            <w:pPr>
+              <w:keepNext/>
+              <w:spacing w:after="0" w:line="276" w:lineRule="auto"/>
+            </w:pPr>
+            <w:r>
+              <w:rPr>
+                <w:rFonts w:ascii="맑은 고딕" w:hAnsi="맑은 고딕" w:eastAsia="맑은 고딕" w:cs="맑은 고딕"/>
+                <w:b w:val="0"/>
+                <w:sz w:val="17"/>
+              </w:rPr>
+              <w:t>ecosystem_specialist, regulation_specialist</w:t>
+            </w:r>
+          </w:p>
+        </w:tc>
+      </w:tr>
+      <w:tr>
+        <w:trPr>
+          <w:cantSplit/>
+        </w:trPr>
+        <w:tc>
+          <w:tcPr>
+            <w:tcW w:type="dxa" w:w="737"/>
+            <w:tcMar>
+              <w:top w:w="70" w:type="dxa"/>
+              <w:left w:w="90" w:type="dxa"/>
+              <w:bottom w:w="70" w:type="dxa"/>
+              <w:right w:w="90" w:type="dxa"/>
+            </w:tcMar>
+          </w:tcPr>
+          <w:p>
+            <w:pPr>
+              <w:keepNext/>
+              <w:spacing w:after="0" w:line="276" w:lineRule="auto"/>
+            </w:pPr>
+            <w:r>
+              <w:rPr>
+                <w:rFonts w:ascii="맑은 고딕" w:hAnsi="맑은 고딕" w:eastAsia="맑은 고딕" w:cs="맑은 고딕"/>
+                <w:b w:val="0"/>
+                <w:sz w:val="17"/>
+              </w:rPr>
+              <w:t>T02</w:t>
+            </w:r>
+          </w:p>
+        </w:tc>
+        <w:tc>
+          <w:tcPr>
+            <w:tcW w:type="dxa" w:w="2381"/>
+            <w:tcMar>
+              <w:top w:w="70" w:type="dxa"/>
+              <w:left w:w="90" w:type="dxa"/>
+              <w:bottom w:w="70" w:type="dxa"/>
+              <w:right w:w="90" w:type="dxa"/>
+            </w:tcMar>
+          </w:tcPr>
+          <w:p>
+            <w:pPr>
+              <w:keepNext/>
+              <w:spacing w:after="0" w:line="276" w:lineRule="auto"/>
+            </w:pPr>
+            <w:r>
+              <w:rPr>
+                <w:rFonts w:ascii="맑은 고딕" w:hAnsi="맑은 고딕" w:eastAsia="맑은 고딕" w:cs="맑은 고딕"/>
+                <w:b w:val="0"/>
+                <w:sz w:val="17"/>
+              </w:rPr>
+              <w:t>marketability</w:t>
+            </w:r>
+          </w:p>
+        </w:tc>
+        <w:tc>
+          <w:tcPr>
+            <w:tcW w:type="dxa" w:w="2041"/>
+            <w:tcMar>
+              <w:top w:w="70" w:type="dxa"/>
+              <w:left w:w="90" w:type="dxa"/>
+              <w:bottom w:w="70" w:type="dxa"/>
+              <w:right w:w="90" w:type="dxa"/>
+            </w:tcMar>
+          </w:tcPr>
+          <w:p>
+            <w:pPr>
+              <w:keepNext/>
+              <w:spacing w:after="0" w:line="276" w:lineRule="auto"/>
+            </w:pPr>
+            <w:r>
+              <w:rPr>
+                <w:rFonts w:ascii="맑은 고딕" w:hAnsi="맑은 고딕" w:eastAsia="맑은 고딕" w:cs="맑은 고딕"/>
+                <w:b w:val="0"/>
+                <w:sz w:val="17"/>
+              </w:rPr>
+              <w:t>market_specialist</w:t>
+            </w:r>
+          </w:p>
+        </w:tc>
+        <w:tc>
+          <w:tcPr>
+            <w:tcW w:type="dxa" w:w="624"/>
+            <w:tcMar>
+              <w:top w:w="70" w:type="dxa"/>
+              <w:left w:w="90" w:type="dxa"/>
+              <w:bottom w:w="70" w:type="dxa"/>
+              <w:right w:w="90" w:type="dxa"/>
+            </w:tcMar>
+          </w:tcPr>
+          <w:p>
+            <w:pPr>
+              <w:keepNext/>
+              <w:spacing w:after="0" w:line="276" w:lineRule="auto"/>
+            </w:pPr>
+            <w:r>
+              <w:rPr>
+                <w:rFonts w:ascii="맑은 고딕" w:hAnsi="맑은 고딕" w:eastAsia="맑은 고딕" w:cs="맑은 고딕"/>
+                <w:b w:val="0"/>
+                <w:sz w:val="17"/>
+              </w:rPr>
+              <w:t>2</w:t>
+            </w:r>
+          </w:p>
+        </w:tc>
+        <w:tc>
+          <w:tcPr>
+            <w:tcW w:type="dxa" w:w="1361"/>
+            <w:tcMar>
+              <w:top w:w="70" w:type="dxa"/>
+              <w:left w:w="90" w:type="dxa"/>
+              <w:bottom w:w="70" w:type="dxa"/>
+              <w:right w:w="90" w:type="dxa"/>
+            </w:tcMar>
+          </w:tcPr>
+          <w:p>
+            <w:pPr>
+              <w:keepNext/>
+              <w:spacing w:after="0" w:line="276" w:lineRule="auto"/>
+            </w:pPr>
+            <w:r>
+              <w:rPr>
+                <w:rFonts w:ascii="맑은 고딕" w:hAnsi="맑은 고딕" w:eastAsia="맑은 고딕" w:cs="맑은 고딕"/>
+                <w:b w:val="0"/>
+                <w:sz w:val="17"/>
+              </w:rPr>
+              <w:t>재시도 후 미달</w:t>
+            </w:r>
+          </w:p>
+        </w:tc>
+        <w:tc>
+          <w:tcPr>
+            <w:tcW w:type="dxa" w:w="1928"/>
+            <w:tcMar>
+              <w:top w:w="70" w:type="dxa"/>
+              <w:left w:w="90" w:type="dxa"/>
+              <w:bottom w:w="70" w:type="dxa"/>
+              <w:right w:w="90" w:type="dxa"/>
+            </w:tcMar>
+          </w:tcPr>
+          <w:p>
+            <w:pPr>
+              <w:keepNext/>
+              <w:spacing w:after="0" w:line="276" w:lineRule="auto"/>
+            </w:pPr>
+            <w:r>
+              <w:rPr>
+                <w:rFonts w:ascii="맑은 고딕" w:hAnsi="맑은 고딕" w:eastAsia="맑은 고딕" w:cs="맑은 고딕"/>
+                <w:b w:val="0"/>
+                <w:sz w:val="17"/>
+              </w:rPr>
+              <w:t>ecosystem_specialist, regulation_specialist</w:t>
+            </w:r>
+          </w:p>
+        </w:tc>
+      </w:tr>
+      <w:tr>
+        <w:trPr>
+          <w:cantSplit/>
+        </w:trPr>
+        <w:tc>
+          <w:tcPr>
+            <w:tcW w:type="dxa" w:w="737"/>
+            <w:tcMar>
+              <w:top w:w="70" w:type="dxa"/>
+              <w:left w:w="90" w:type="dxa"/>
+              <w:bottom w:w="70" w:type="dxa"/>
+              <w:right w:w="90" w:type="dxa"/>
+            </w:tcMar>
+          </w:tcPr>
+          <w:p>
+            <w:pPr>
+              <w:keepNext/>
+              <w:spacing w:after="0" w:line="276" w:lineRule="auto"/>
+            </w:pPr>
+            <w:r>
+              <w:rPr>
+                <w:rFonts w:ascii="맑은 고딕" w:hAnsi="맑은 고딕" w:eastAsia="맑은 고딕" w:cs="맑은 고딕"/>
+                <w:b w:val="0"/>
+                <w:sz w:val="17"/>
+              </w:rPr>
+              <w:t>T03</w:t>
+            </w:r>
+          </w:p>
+        </w:tc>
+        <w:tc>
+          <w:tcPr>
+            <w:tcW w:type="dxa" w:w="2381"/>
+            <w:tcMar>
+              <w:top w:w="70" w:type="dxa"/>
+              <w:left w:w="90" w:type="dxa"/>
+              <w:bottom w:w="70" w:type="dxa"/>
+              <w:right w:w="90" w:type="dxa"/>
+            </w:tcMar>
+          </w:tcPr>
+          <w:p>
+            <w:pPr>
+              <w:keepNext/>
+              <w:spacing w:after="0" w:line="276" w:lineRule="auto"/>
+            </w:pPr>
+            <w:r>
+              <w:rPr>
+                <w:rFonts w:ascii="맑은 고딕" w:hAnsi="맑은 고딕" w:eastAsia="맑은 고딕" w:cs="맑은 고딕"/>
+                <w:b w:val="0"/>
+                <w:sz w:val="17"/>
+              </w:rPr>
+              <w:t>stakeholder perspective</w:t>
+            </w:r>
+          </w:p>
+        </w:tc>
+        <w:tc>
+          <w:tcPr>
+            <w:tcW w:type="dxa" w:w="2041"/>
+            <w:tcMar>
+              <w:top w:w="70" w:type="dxa"/>
+              <w:left w:w="90" w:type="dxa"/>
+              <w:bottom w:w="70" w:type="dxa"/>
+              <w:right w:w="90" w:type="dxa"/>
+            </w:tcMar>
+          </w:tcPr>
+          <w:p>
+            <w:pPr>
+              <w:keepNext/>
+              <w:spacing w:after="0" w:line="276" w:lineRule="auto"/>
+            </w:pPr>
+            <w:r>
+              <w:rPr>
+                <w:rFonts w:ascii="맑은 고딕" w:hAnsi="맑은 고딕" w:eastAsia="맑은 고딕" w:cs="맑은 고딕"/>
+                <w:b w:val="0"/>
+                <w:sz w:val="17"/>
+              </w:rPr>
+              <w:t>stakeholder_specialist</w:t>
+            </w:r>
+          </w:p>
+        </w:tc>
+        <w:tc>
+          <w:tcPr>
+            <w:tcW w:type="dxa" w:w="624"/>
+            <w:tcMar>
+              <w:top w:w="70" w:type="dxa"/>
+              <w:left w:w="90" w:type="dxa"/>
+              <w:bottom w:w="70" w:type="dxa"/>
+              <w:right w:w="90" w:type="dxa"/>
+            </w:tcMar>
+          </w:tcPr>
+          <w:p>
+            <w:pPr>
+              <w:keepNext/>
+              <w:spacing w:after="0" w:line="276" w:lineRule="auto"/>
+            </w:pPr>
+            <w:r>
+              <w:rPr>
+                <w:rFonts w:ascii="맑은 고딕" w:hAnsi="맑은 고딕" w:eastAsia="맑은 고딕" w:cs="맑은 고딕"/>
+                <w:b w:val="0"/>
+                <w:sz w:val="17"/>
+              </w:rPr>
+              <w:t>2</w:t>
+            </w:r>
+          </w:p>
+        </w:tc>
+        <w:tc>
+          <w:tcPr>
+            <w:tcW w:type="dxa" w:w="1361"/>
+            <w:tcMar>
+              <w:top w:w="70" w:type="dxa"/>
+              <w:left w:w="90" w:type="dxa"/>
+              <w:bottom w:w="70" w:type="dxa"/>
+              <w:right w:w="90" w:type="dxa"/>
+            </w:tcMar>
+          </w:tcPr>
+          <w:p>
+            <w:pPr>
+              <w:keepNext/>
+              <w:spacing w:after="0" w:line="276" w:lineRule="auto"/>
+            </w:pPr>
+            <w:r>
+              <w:rPr>
+                <w:rFonts w:ascii="맑은 고딕" w:hAnsi="맑은 고딕" w:eastAsia="맑은 고딕" w:cs="맑은 고딕"/>
+                <w:b w:val="0"/>
+                <w:sz w:val="17"/>
+              </w:rPr>
+              <w:t>재시도 후 미달</w:t>
+            </w:r>
+          </w:p>
+        </w:tc>
+        <w:tc>
+          <w:tcPr>
+            <w:tcW w:type="dxa" w:w="1928"/>
+            <w:tcMar>
+              <w:top w:w="70" w:type="dxa"/>
+              <w:left w:w="90" w:type="dxa"/>
+              <w:bottom w:w="70" w:type="dxa"/>
+              <w:right w:w="90" w:type="dxa"/>
+            </w:tcMar>
+          </w:tcPr>
+          <w:p>
+            <w:pPr>
+              <w:keepNext/>
+              <w:spacing w:after="0" w:line="276" w:lineRule="auto"/>
+            </w:pPr>
+            <w:r>
+              <w:rPr>
+                <w:rFonts w:ascii="맑은 고딕" w:hAnsi="맑은 고딕" w:eastAsia="맑은 고딕" w:cs="맑은 고딕"/>
+                <w:b w:val="0"/>
+                <w:sz w:val="17"/>
+              </w:rPr>
+              <w:t>ecosystem_specialist, regulation_specialist</w:t>
+            </w:r>
+          </w:p>
+        </w:tc>
+      </w:tr>
+      <w:tr>
+        <w:trPr>
+          <w:cantSplit/>
+        </w:trPr>
+        <w:tc>
+          <w:tcPr>
+            <w:tcW w:type="dxa" w:w="737"/>
+            <w:tcMar>
+              <w:top w:w="70" w:type="dxa"/>
+              <w:left w:w="90" w:type="dxa"/>
+              <w:bottom w:w="70" w:type="dxa"/>
+              <w:right w:w="90" w:type="dxa"/>
+            </w:tcMar>
+          </w:tcPr>
+          <w:p>
+            <w:pPr>
+              <w:keepNext/>
+              <w:spacing w:after="0" w:line="276" w:lineRule="auto"/>
+            </w:pPr>
+            <w:r>
+              <w:rPr>
+                <w:rFonts w:ascii="맑은 고딕" w:hAnsi="맑은 고딕" w:eastAsia="맑은 고딕" w:cs="맑은 고딕"/>
+                <w:b w:val="0"/>
+                <w:sz w:val="17"/>
+              </w:rPr>
+              <w:t>T04</w:t>
+            </w:r>
+          </w:p>
+        </w:tc>
+        <w:tc>
+          <w:tcPr>
+            <w:tcW w:type="dxa" w:w="2381"/>
+            <w:tcMar>
+              <w:top w:w="70" w:type="dxa"/>
+              <w:left w:w="90" w:type="dxa"/>
+              <w:bottom w:w="70" w:type="dxa"/>
+              <w:right w:w="90" w:type="dxa"/>
+            </w:tcMar>
+          </w:tcPr>
+          <w:p>
+            <w:pPr>
+              <w:keepNext/>
+              <w:spacing w:after="0" w:line="276" w:lineRule="auto"/>
+            </w:pPr>
+            <w:r>
+              <w:rPr>
+                <w:rFonts w:ascii="맑은 고딕" w:hAnsi="맑은 고딕" w:eastAsia="맑은 고딕" w:cs="맑은 고딕"/>
+                <w:b w:val="0"/>
+                <w:sz w:val="17"/>
+              </w:rPr>
+              <w:t>domain applicability</w:t>
+            </w:r>
+          </w:p>
+        </w:tc>
+        <w:tc>
+          <w:tcPr>
+            <w:tcW w:type="dxa" w:w="2041"/>
+            <w:tcMar>
+              <w:top w:w="70" w:type="dxa"/>
+              <w:left w:w="90" w:type="dxa"/>
+              <w:bottom w:w="70" w:type="dxa"/>
+              <w:right w:w="90" w:type="dxa"/>
+            </w:tcMar>
+          </w:tcPr>
+          <w:p>
+            <w:pPr>
+              <w:keepNext/>
+              <w:spacing w:after="0" w:line="276" w:lineRule="auto"/>
+            </w:pPr>
+            <w:r>
+              <w:rPr>
+                <w:rFonts w:ascii="맑은 고딕" w:hAnsi="맑은 고딕" w:eastAsia="맑은 고딕" w:cs="맑은 고딕"/>
+                <w:b w:val="0"/>
+                <w:sz w:val="17"/>
+              </w:rPr>
+              <w:t>domain_specialist</w:t>
+            </w:r>
+          </w:p>
+        </w:tc>
+        <w:tc>
+          <w:tcPr>
+            <w:tcW w:type="dxa" w:w="624"/>
+            <w:tcMar>
+              <w:top w:w="70" w:type="dxa"/>
+              <w:left w:w="90" w:type="dxa"/>
+              <w:bottom w:w="70" w:type="dxa"/>
+              <w:right w:w="90" w:type="dxa"/>
+            </w:tcMar>
+          </w:tcPr>
+          <w:p>
+            <w:pPr>
+              <w:keepNext/>
+              <w:spacing w:after="0" w:line="276" w:lineRule="auto"/>
+            </w:pPr>
+            <w:r>
+              <w:rPr>
+                <w:rFonts w:ascii="맑은 고딕" w:hAnsi="맑은 고딕" w:eastAsia="맑은 고딕" w:cs="맑은 고딕"/>
+                <w:b w:val="0"/>
+                <w:sz w:val="17"/>
+              </w:rPr>
+              <w:t>2</w:t>
+            </w:r>
+          </w:p>
+        </w:tc>
+        <w:tc>
+          <w:tcPr>
+            <w:tcW w:type="dxa" w:w="1361"/>
+            <w:tcMar>
+              <w:top w:w="70" w:type="dxa"/>
+              <w:left w:w="90" w:type="dxa"/>
+              <w:bottom w:w="70" w:type="dxa"/>
+              <w:right w:w="90" w:type="dxa"/>
+            </w:tcMar>
+          </w:tcPr>
+          <w:p>
+            <w:pPr>
+              <w:keepNext/>
+              <w:spacing w:after="0" w:line="276" w:lineRule="auto"/>
+            </w:pPr>
+            <w:r>
+              <w:rPr>
+                <w:rFonts w:ascii="맑은 고딕" w:hAnsi="맑은 고딕" w:eastAsia="맑은 고딕" w:cs="맑은 고딕"/>
+                <w:b w:val="0"/>
+                <w:sz w:val="17"/>
+              </w:rPr>
+              <w:t>재시도 후 미달</w:t>
+            </w:r>
+          </w:p>
+        </w:tc>
+        <w:tc>
+          <w:tcPr>
+            <w:tcW w:type="dxa" w:w="1928"/>
+            <w:tcMar>
+              <w:top w:w="70" w:type="dxa"/>
+              <w:left w:w="90" w:type="dxa"/>
+              <w:bottom w:w="70" w:type="dxa"/>
+              <w:right w:w="90" w:type="dxa"/>
+            </w:tcMar>
+          </w:tcPr>
+          <w:p>
+            <w:pPr>
+              <w:keepNext/>
+              <w:spacing w:after="0" w:line="276" w:lineRule="auto"/>
+            </w:pPr>
+            <w:r>
+              <w:rPr>
+                <w:rFonts w:ascii="맑은 고딕" w:hAnsi="맑은 고딕" w:eastAsia="맑은 고딕" w:cs="맑은 고딕"/>
+                <w:b w:val="0"/>
+                <w:sz w:val="17"/>
+              </w:rPr>
+              <w:t>ecosystem_specialist, regulation_specialist</w:t>
+            </w:r>
+          </w:p>
+        </w:tc>
+      </w:tr>
+      <w:tr>
+        <w:trPr>
+          <w:cantSplit/>
+        </w:trPr>
+        <w:tc>
+          <w:tcPr>
+            <w:tcW w:type="dxa" w:w="737"/>
+            <w:tcMar>
+              <w:top w:w="70" w:type="dxa"/>
+              <w:left w:w="90" w:type="dxa"/>
+              <w:bottom w:w="70" w:type="dxa"/>
+              <w:right w:w="90" w:type="dxa"/>
+            </w:tcMar>
+          </w:tcPr>
+          <w:p>
+            <w:pPr>
+              <w:spacing w:after="0" w:line="276" w:lineRule="auto"/>
+            </w:pPr>
+            <w:r>
+              <w:rPr>
+                <w:rFonts w:ascii="맑은 고딕" w:hAnsi="맑은 고딕" w:eastAsia="맑은 고딕" w:cs="맑은 고딕"/>
+                <w:b w:val="0"/>
+                <w:sz w:val="17"/>
+              </w:rPr>
+              <w:t>T05</w:t>
+            </w:r>
+          </w:p>
+        </w:tc>
+        <w:tc>
+          <w:tcPr>
+            <w:tcW w:type="dxa" w:w="2381"/>
+            <w:tcMar>
+              <w:top w:w="70" w:type="dxa"/>
+              <w:left w:w="90" w:type="dxa"/>
+              <w:bottom w:w="70" w:type="dxa"/>
+              <w:right w:w="90" w:type="dxa"/>
+            </w:tcMar>
+          </w:tcPr>
+          <w:p>
+            <w:pPr>
+              <w:spacing w:after="0" w:line="276" w:lineRule="auto"/>
+            </w:pPr>
+            <w:r>
+              <w:rPr>
+                <w:rFonts w:ascii="맑은 고딕" w:hAnsi="맑은 고딕" w:eastAsia="맑은 고딕" w:cs="맑은 고딕"/>
+                <w:b w:val="0"/>
+                <w:sz w:val="17"/>
+              </w:rPr>
+              <w:t>research</w:t>
+            </w:r>
+          </w:p>
+        </w:tc>
+        <w:tc>
+          <w:tcPr>
+            <w:tcW w:type="dxa" w:w="2041"/>
+            <w:tcMar>
+              <w:top w:w="70" w:type="dxa"/>
+              <w:left w:w="90" w:type="dxa"/>
+              <w:bottom w:w="70" w:type="dxa"/>
+              <w:right w:w="90" w:type="dxa"/>
+            </w:tcMar>
+          </w:tcPr>
+          <w:p>
+            <w:pPr>
+              <w:spacing w:after="0" w:line="276" w:lineRule="auto"/>
+            </w:pPr>
+            <w:r>
+              <w:rPr>
+                <w:rFonts w:ascii="맑은 고딕" w:hAnsi="맑은 고딕" w:eastAsia="맑은 고딕" w:cs="맑은 고딕"/>
+                <w:b w:val="0"/>
+                <w:sz w:val="17"/>
+              </w:rPr>
+              <w:t>research_generalist</w:t>
+            </w:r>
+          </w:p>
+        </w:tc>
+        <w:tc>
+          <w:tcPr>
+            <w:tcW w:type="dxa" w:w="624"/>
+            <w:tcMar>
+              <w:top w:w="70" w:type="dxa"/>
+              <w:left w:w="90" w:type="dxa"/>
+              <w:bottom w:w="70" w:type="dxa"/>
+              <w:right w:w="90" w:type="dxa"/>
+            </w:tcMar>
+          </w:tcPr>
+          <w:p>
+            <w:pPr>
+              <w:spacing w:after="0" w:line="276" w:lineRule="auto"/>
+            </w:pPr>
+            <w:r>
+              <w:rPr>
+                <w:rFonts w:ascii="맑은 고딕" w:hAnsi="맑은 고딕" w:eastAsia="맑은 고딕" w:cs="맑은 고딕"/>
+                <w:b w:val="0"/>
+                <w:sz w:val="17"/>
+              </w:rPr>
+              <w:t>1</w:t>
+            </w:r>
+          </w:p>
+        </w:tc>
+        <w:tc>
+          <w:tcPr>
+            <w:tcW w:type="dxa" w:w="1361"/>
+            <w:tcMar>
+              <w:top w:w="70" w:type="dxa"/>
+              <w:left w:w="90" w:type="dxa"/>
+              <w:bottom w:w="70" w:type="dxa"/>
+              <w:right w:w="90" w:type="dxa"/>
+            </w:tcMar>
+          </w:tcPr>
+          <w:p>
+            <w:pPr>
+              <w:spacing w:after="0" w:line="276" w:lineRule="auto"/>
+            </w:pPr>
+            <w:r>
+              <w:rPr>
+                <w:rFonts w:ascii="맑은 고딕" w:hAnsi="맑은 고딕" w:eastAsia="맑은 고딕" w:cs="맑은 고딕"/>
+                <w:b w:val="0"/>
+                <w:sz w:val="17"/>
+              </w:rPr>
+              <w:t>통과</w:t>
+            </w:r>
+          </w:p>
+        </w:tc>
+        <w:tc>
+          <w:tcPr>
+            <w:tcW w:type="dxa" w:w="1928"/>
+            <w:tcMar>
+              <w:top w:w="70" w:type="dxa"/>
+              <w:left w:w="90" w:type="dxa"/>
+              <w:bottom w:w="70" w:type="dxa"/>
+              <w:right w:w="90" w:type="dxa"/>
+            </w:tcMar>
+          </w:tcPr>
+          <w:p>
+            <w:pPr>
+              <w:spacing w:after="0" w:line="276" w:lineRule="auto"/>
+            </w:pPr>
+            <w:r>
+              <w:rPr>
+                <w:rFonts w:ascii="맑은 고딕" w:hAnsi="맑은 고딕" w:eastAsia="맑은 고딕" w:cs="맑은 고딕"/>
+                <w:b w:val="0"/>
+                <w:sz w:val="17"/>
+              </w:rPr>
+              <w:t>-</w:t>
+            </w:r>
+          </w:p>
+        </w:tc>
+      </w:tr>
+    </w:tbl>
+    <w:p>
+      <w:pPr>
+        <w:spacing w:after="80" w:line="324" w:lineRule="auto"/>
+      </w:pPr>
+    </w:p>
+    <w:p>
+      <w:pPr>
+        <w:spacing w:after="40" w:line="312" w:lineRule="auto"/>
+        <w:ind w:left="312" w:hanging="227"/>
+      </w:pPr>
+      <w:r>
+        <w:rPr>
+          <w:rFonts w:ascii="맑은 고딕" w:hAnsi="맑은 고딕" w:eastAsia="맑은 고딕" w:cs="맑은 고딕"/>
+          <w:b/>
+          <w:color w:val="7F4ACB"/>
+          <w:sz w:val="20"/>
+        </w:rPr>
+        <w:t xml:space="preserve">• </w:t>
+      </w:r>
+      <w:r>
+        <w:rPr>
+          <w:rFonts w:ascii="D2Coding" w:hAnsi="D2Coding" w:eastAsia="맑은 고딕" w:cs="D2Coding"/>
+          <w:b w:val="0"/>
+          <w:color w:val="5B3FA0"/>
+          <w:sz w:val="19"/>
+        </w:rPr>
+        <w:t>worker_results</w:t>
+      </w:r>
+      <w:r>
+        <w:rPr>
+          <w:rFonts w:ascii="맑은 고딕" w:hAnsi="맑은 고딕" w:eastAsia="맑은 고딕" w:cs="맑은 고딕"/>
+          <w:b w:val="0"/>
+          <w:sz w:val="20"/>
+        </w:rPr>
+        <w:t xml:space="preserve"> reducer가 task_id별로 최신 시도만 남겨 병합하고, 재시도는 같은 담당 Agent가 1회만 한다.</w:t>
+      </w:r>
+    </w:p>
+    <w:p>
+      <w:pPr>
+        <w:spacing w:after="40" w:line="312" w:lineRule="auto"/>
+        <w:ind w:left="312" w:hanging="227"/>
+      </w:pPr>
+      <w:r>
+        <w:rPr>
+          <w:rFonts w:ascii="맑은 고딕" w:hAnsi="맑은 고딕" w:eastAsia="맑은 고딕" w:cs="맑은 고딕"/>
+          <w:b/>
+          <w:color w:val="7F4ACB"/>
+          <w:sz w:val="20"/>
+        </w:rPr>
+        <w:t xml:space="preserve">• </w:t>
+      </w:r>
+      <w:r>
+        <w:rPr>
+          <w:rFonts w:ascii="맑은 고딕" w:hAnsi="맑은 고딕" w:eastAsia="맑은 고딕" w:cs="맑은 고딕"/>
+          <w:b w:val="0"/>
+          <w:sz w:val="20"/>
+        </w:rPr>
+        <w:t>품질 평가 Loop: 미달 시 서술 문제는 보고서 재작성(1회), 근거 문제는 해당 작업 재시도로 되돌아가며, 재시도를 마친 작업은 한계로 기록한다(이번 재작성 0회).</w:t>
+      </w:r>
+    </w:p>
+    <w:p>
+      <w:pPr>
+        <w:spacing w:after="40" w:line="312" w:lineRule="auto"/>
+        <w:ind w:left="312" w:hanging="227"/>
+      </w:pPr>
+      <w:r>
+        <w:rPr>
+          <w:rFonts w:ascii="맑은 고딕" w:hAnsi="맑은 고딕" w:eastAsia="맑은 고딕" w:cs="맑은 고딕"/>
+          <w:b/>
+          <w:color w:val="7F4ACB"/>
+          <w:sz w:val="20"/>
+        </w:rPr>
+        <w:t xml:space="preserve">• </w:t>
+      </w:r>
+      <w:r>
+        <w:rPr>
+          <w:rFonts w:ascii="맑은 고딕" w:hAnsi="맑은 고딕" w:eastAsia="맑은 고딕" w:cs="맑은 고딕"/>
+          <w:b w:val="0"/>
+          <w:sz w:val="20"/>
+        </w:rPr>
+        <w:t>품질 평가 결과: 결정적 검사 근거성 통과, 중립성 통과, 편향 통제 통과, 관점 커버리지 통과 / LLM(1~5) 근거성 5, 중립성 5, 편향 통제 4, 관점 커버리지 4 / 한도 소진 후 한계 기록·후처리로 종료. 미해결 근거 문제(작업 T02, T03, T04)는 재시도를 마친 작업이라 한계로 기록했다.</w:t>
       </w:r>
     </w:p>
     <w:p>
@@ -7551,7 +8654,7 @@
           <w:b w:val="0"/>
           <w:sz w:val="16"/>
         </w:rPr>
-        <w:t>[3] medium.com(2026-09-22 접속). Medium. https://medium.com/@anupkawarase.akz/turboquant-how-googles-6x-kv-cache-compression-changes-llm-inference-forever-1110e4be289e</w:t>
+        <w:t>[3] spheron.network(2026-09-22 접속). Google TurboQuant: 6x KV Cache Compression for LLM Inference. https://www.spheron.network/blog/google-turboquant-llm-compression-gpu-cloud</w:t>
       </w:r>
     </w:p>
     <w:p>
@@ -7574,7 +8677,7 @@
           <w:b w:val="0"/>
           <w:sz w:val="16"/>
         </w:rPr>
-        <w:t>[4] github.com(2026-09-22 접속). OmarHory/turboquant: Open-source implementation . https://github.com/OmarHory/turboquant</w:t>
+        <w:t>[4] GitHub(2026-09-22 접속). GitHub - 0xSero/turboquant: TurboQuant: Near-optimal KV cache quantization for…. https://github.com/0xSero/turboquant</w:t>
       </w:r>
     </w:p>
     <w:p>
@@ -7597,7 +8700,7 @@
           <w:b w:val="0"/>
           <w:sz w:val="16"/>
         </w:rPr>
-        <w:t>[5] dev.to(2026-09-22 접속). TurboQuant: What Developers Need to Know About . https://dev.to/arshtechpro/turboquant-what-developers-need-to-know-about-googles-kv-cache-compression-eeg</w:t>
+        <w:t>[5] github.com(2026-09-22 접속). OmarHory/turboquant: Open-source implementation . https://github.com/OmarHory/turboquant</w:t>
       </w:r>
     </w:p>
     <w:p>
@@ -7620,7 +8723,7 @@
           <w:b w:val="0"/>
           <w:sz w:val="16"/>
         </w:rPr>
-        <w:t>[6] turboquant.net(2026-09-22 접속). TurboQuant.net - Independent TurboQuant Analysis. https://turboquant.net</w:t>
+        <w:t>[6] dev.to(2026-09-22 접속). TurboQuant: What Developers Need to Know About . https://dev.to/arshtechpro/turboquant-what-developers-need-to-know-about-googles-kv-cache-compression-eeg</w:t>
       </w:r>
     </w:p>
     <w:p>
@@ -7643,7 +8746,7 @@
           <w:b w:val="0"/>
           <w:sz w:val="16"/>
         </w:rPr>
-        <w:t>[7] GitHub(2026-09-22 접속). GitHub - hackimov/turboquant-kv: Open-source PyTorch implementation of Google…. https://github.com/hackimov/turboquant-kv</w:t>
+        <w:t>[7] tradingkey.com(2026-09-22 접속). What Is Google TurboQuant Compression Algorithm? How Does It Affect the AI…. https://tradingkey.com/analysis/stocks/us-stocks/261728257-what-is-google-turboquant-compression-algorithm-how-impact-ai-memory-chip-industry-tradingkey</w:t>
       </w:r>
     </w:p>
     <w:p>
@@ -7666,7 +8769,7 @@
           <w:b w:val="0"/>
           <w:sz w:val="16"/>
         </w:rPr>
-        <w:t>[8] DEV Community(2026-09-22 접속). TurboQuant: What Developers Need to Know About Google's KV Cache Compression. https://translate.google.com/translate?u=https%3A%2F%2Fdev.to%2Farshtechpro%2Fturboquant-what-developers-need-to-know-about-googles-kv-cache-compression-eeg&amp;hl=pt&amp;sl=en&amp;tl=pt&amp;client=srp</w:t>
+        <w:t>[8] arxiv.org(2026-09-22 접속). HyMCache: A KV Cache Frameworkfor Multi-Turn LLM . https://arxiv.org/html/2607.18141v2</w:t>
       </w:r>
     </w:p>
     <w:p>
@@ -7689,7 +8792,7 @@
           <w:b w:val="0"/>
           <w:sz w:val="16"/>
         </w:rPr>
-        <w:t>[9] GitHub(2026-09-22 접속). GitHub - 0xSero/turboquant: TurboQuant: Near-optimal KV cache quantization for…. https://github.com/0xSero/turboquant</w:t>
+        <w:t>[9] GitHub(2026-09-22 접속). GitHub - hackimov/turboquant-kv: Open-source PyTorch implementation of Google…. https://github.com/hackimov/turboquant-kv</w:t>
       </w:r>
     </w:p>
     <w:p>
@@ -7712,7 +8815,7 @@
           <w:b w:val="0"/>
           <w:sz w:val="16"/>
         </w:rPr>
-        <w:t>[10] deepinfra.com(2026-09-22 접속). What Is Google TurboQuant and What Does It Mean . https://deepinfra.com/blog/google-turboquant</w:t>
+        <w:t>[10] starkinsider.com(2026-03). Google’s TurboQuant: The Unsexy AI Breakthrough Worth Watching. https://www.starkinsider.com/2026/03/google-turboquant-llm-compression-less-memory.html</w:t>
       </w:r>
     </w:p>
     <w:p>
@@ -7735,7 +8838,7 @@
           <w:b w:val="0"/>
           <w:sz w:val="16"/>
         </w:rPr>
-        <w:t>[11] tradingkey.com(2026-09-22 접속). What Is Google TurboQuant Compression Algorithm? How Does It Affect the AI…. https://tradingkey.com/analysis/stocks/us-stocks/261728257-what-is-google-turboquant-compression-algorithm-how-impact-ai-memory-chip-industry-tradingkey</w:t>
+        <w:t>[11] reddit.com(2026-09-22 접속). Will Google's TurboQuant technology save us? : r/StableDiffusion. https://www.reddit.com/r/StableDiffusion/comments/1s6t8yu/will_googles_turboquant_technology_save_us</w:t>
       </w:r>
     </w:p>
     <w:p>
@@ -7758,7 +8861,7 @@
           <w:b w:val="0"/>
           <w:sz w:val="16"/>
         </w:rPr>
-        <w:t>[12] CryptoRank.io(2026-09-22 접속). Google TurboQuant: Revolutionary AI Memory Compression Sparks ‘Pied Piper’…. https://cryptorank.io/ru/news/feed/ee99c-google-turboquant-ai-memory-compression</w:t>
+        <w:t>[12] arxiv.org(2026-09-22 접속). TurboQuant: Online Vector Quantization with Near-optimal Distortion Rate. https://arxiv.org/html/2504.19874v1</w:t>
       </w:r>
     </w:p>
     <w:p>
@@ -7781,7 +8884,7 @@
           <w:b w:val="0"/>
           <w:sz w:val="16"/>
         </w:rPr>
-        <w:t>[13] reddit.com(2026-09-22 접속). Will Google's TurboQuant technology save us? : r/StableDiffusion. https://www.reddit.com/r/StableDiffusion/comments/1s6t8yu/will_googles_turboquant_technology_save_us</w:t>
+        <w:t>[13] youtube.com(2026-09-22 접속). Google's TurboQuant Memory Reduction Claim vs Reality. https://www.youtube.com/watch?v=haoAI2lIZ74</w:t>
       </w:r>
     </w:p>
     <w:p>
@@ -7804,7 +8907,7 @@
           <w:b w:val="0"/>
           <w:sz w:val="16"/>
         </w:rPr>
-        <w:t>[14] github.com(2026-09-22 접속). Add TurboQuant KV Cache Quantization for Memory-Efficient Long . https://github.com/sgl-project/sglang/issues/21618</w:t>
+        <w:t>[14] arxiv.org(2026-09-22 접속). ITME: Inference Tiered Memory Expansion with . https://arxiv.org/html/2606.12556v2</w:t>
       </w:r>
     </w:p>
     <w:p>
@@ -7827,7 +8930,7 @@
           <w:b w:val="0"/>
           <w:sz w:val="16"/>
         </w:rPr>
-        <w:t>[15] Medium(2026-09-22 접속). TurboQuant Changes the Economics of Local AI Inference. https://medium.com/@michael.hannecke/googles-turboquant-changes-the-economics-of-local-ai-inference-acce5839014d</w:t>
+        <w:t>[15] Renovate QR(2026-09-22 접속). Google TurboQuant: KV Cache Cut 6x, No Accuracy Loss. https://renovateqr.com/blog/google-turboquant-kv-cache-compression-2026</w:t>
       </w:r>
     </w:p>
     <w:p>
@@ -7850,7 +8953,7 @@
           <w:b w:val="0"/>
           <w:sz w:val="16"/>
         </w:rPr>
-        <w:t>[16] starkinsider.com(2026-03). Google’s TurboQuant: The Unsexy AI Breakthrough Worth Watching. https://www.starkinsider.com/2026/03/google-turboquant-llm-compression-less-memory.html</w:t>
+        <w:t>[16] regolo.ai(2026-09-22 접속). Why TurboQuant matters for real-world LLM inference. https://regolo.ai/why-turboquant-matters-for-real-world-llm-inference</w:t>
       </w:r>
     </w:p>
     <w:p>
@@ -7873,7 +8976,7 @@
           <w:b w:val="0"/>
           <w:sz w:val="16"/>
         </w:rPr>
-        <w:t>[17] arxiv.org(2026-09-22 접속). ITME: Inference Tiered Memory Expansion with . https://arxiv.org/html/2606.12556v2</w:t>
+        <w:t>[17] alphaXiv(2026-09-22 접속). ITME: Inference Tiered Memory Expansion with Disaggregated CXL-Hybrid Memories. https://www.alphaxiv.org/abs/2606.12556</w:t>
       </w:r>
     </w:p>
     <w:p>
@@ -7896,7 +8999,7 @@
           <w:b w:val="0"/>
           <w:sz w:val="16"/>
         </w:rPr>
-        <w:t>[18] instagram.com(2026-09-22 접속). Turboquant Google Kv Cache Compression Paper Iclr 2026. https://www.instagram.com/popular/turboquant-google-kv-cache-compression-paper-iclr-2026</w:t>
+        <w:t>[18] substack.com(2026-09-22 접속). Deep·MU: TurboQuant Is Not Another DeepSeek Moment. https://fundaai.substack.com/p/deepmu-turboquant-is-not-another</w:t>
       </w:r>
     </w:p>
     <w:p>
@@ -7919,7 +9022,7 @@
           <w:b w:val="0"/>
           <w:sz w:val="16"/>
         </w:rPr>
-        <w:t>[19] BSWEN(2026-03-27). What is Google TurboQuant? KV Cache Compression Explained. https://docs.bswen.com/blog/2026-03-27-what-is-google-turboquant-kv-cache-compression</w:t>
+        <w:t>[19] NVIDIA Developer Forums(2026-09-22 접속). Why Turboquant saves DGX twice. https://forums.developer.nvidia.com/t/why-turboquant-saves-dgx-twice/364736</w:t>
       </w:r>
     </w:p>
     <w:p>
@@ -7965,7 +9068,7 @@
           <w:b w:val="0"/>
           <w:sz w:val="16"/>
         </w:rPr>
-        <w:t>[21] arxiv.org(2026-09-22 접속). ITME: Inference Tiered Memory Expansion with Disaggregated CXL-Hybrid Memories. https://arxiv.org/html/2606.12556</w:t>
+        <w:t>[21] deepinfra.com(2026-09-22 접속). What Is Google TurboQuant and What Does It Mean . https://deepinfra.com/blog/google-turboquant</w:t>
       </w:r>
     </w:p>
     <w:p>
@@ -7988,7 +9091,7 @@
           <w:b w:val="0"/>
           <w:sz w:val="16"/>
         </w:rPr>
-        <w:t>[22] The Neural Feed(2026-09-22 접속). SK Hynix's ITME uses CXL memory to boost LLM inference by. https://theneuralfeed.com/article/itme-inference-tiered-memory-expansion-with-disaggregated-cxl-hybrid-memories/HxcbGQ4G</w:t>
+        <w:t>[22] yage.ai(2026-09-22 접속). TurboQuant: Google Wants to Compress KV Cache Down to 3 Bits. https://yage.ai/share/turboquant-kv-cache-3-bit-en-20260325.html</w:t>
       </w:r>
     </w:p>
     <w:p>
@@ -8011,7 +9114,7 @@
           <w:b w:val="0"/>
           <w:sz w:val="16"/>
         </w:rPr>
-        <w:t>[23] Global Equity Briefing(2026-09-22 접속). SK Hynix Deep Dive: 4x P/E is Too Cheap!. https://www.globalequitybriefing.com/p/sk-hynix-deep-dive-4x-pe-is-too-cheap</w:t>
+        <w:t>[23] Semantic Scholar(2026-09-22 접속). [PDF] ITME: Inference Tiered Memory Expansion with Disaggregated CXL-Hybrid…. https://www.semanticscholar.org/paper/ITME%3A-Inference-Tiered-Memory-Expansion-with-Jang-Min/935228feb1a5d966c6ece0532bf6e0136d614f7f</w:t>
       </w:r>
     </w:p>
     <w:p>
@@ -8034,7 +9137,7 @@
           <w:b w:val="0"/>
           <w:sz w:val="16"/>
         </w:rPr>
-        <w:t>[24] semidynamics.com(2026-09-22 접속). Semidynamics Secures a Strategic Investment to Advance Memory-Centric AI…. https://semidynamics.com/newsroom/press-releases/post/semidynamics-secures-a-strategic-investment-to-advance-memory-centric-ai-inference-chips</w:t>
+        <w:t>[24] yahoo.com(2026-09-22 접속). What TurboQuant Actually Means for AI Memory Stocks. https://finance.yahoo.com/markets/stocks/articles/turboquant-actually-means-ai-memory-125500558.html</w:t>
       </w:r>
     </w:p>
     <w:p>
@@ -8057,7 +9160,7 @@
           <w:b w:val="0"/>
           <w:sz w:val="16"/>
         </w:rPr>
-        <w:t>[25] blocksandfiles.com(2026-02-16). SK Hynix proposes HBM and HBF hybrid for LLM inference. https://www.blocksandfiles.com/flash/2026/02/16/sk-hynix-proposes-hbm-and-hbf-hybrid-for-llm-inference/4091326</w:t>
+        <w:t>[25] o-mega.ai(2026-09-22 접속). Google TurboQuant in August 2026: Where It Actually Runs. https://o-mega.ai/articles/google-turboquant-the-2026-llm-compression-guide</w:t>
       </w:r>
     </w:p>
     <w:p>
@@ -8080,7 +9183,7 @@
           <w:b w:val="0"/>
           <w:sz w:val="16"/>
         </w:rPr>
-        <w:t>[26] NVIDIA Developer Forums(2026-09-22 접속). Why Turboquant saves DGX twice. https://forums.developer.nvidia.com/t/why-turboquant-saves-dgx-twice/364736</w:t>
+        <w:t>[26] towardsai.net(2026-09-22 접속). Google's TurboQuant: The Compression Breakthrough . https://pub.towardsai.net/googles-turboquant-the-compression-breakthrough-that-could-reshape-llm-infrastructure-c09d68017567</w:t>
       </w:r>
     </w:p>
     <w:p>
@@ -8103,7 +9206,7 @@
           <w:b w:val="0"/>
           <w:sz w:val="16"/>
         </w:rPr>
-        <w:t>[27] towardsdatascience.com(2026-09-22 접속). KV Cache Is Eating Your VRAM. Here's How Google Fixed . https://towardsdatascience.com/kv-cache-is-eating-your-vram-heres-how-google-fixed-it-with-turboquant</w:t>
+        <w:t>[27] vast.ai(2026-09-22 접속). TurboQuant Explained: How It Reduces LLM Memory by 5x and . https://vast.ai/article/turboquant-explained-llm-memory-inference</w:t>
       </w:r>
     </w:p>
     <w:p>
@@ -8126,7 +9229,7 @@
           <w:b w:val="0"/>
           <w:sz w:val="16"/>
         </w:rPr>
-        <w:t>[28] reddit.com(2026-09-22 접속). [google research] TurboQuant: Redefining AI efficiency . https://www.reddit.com/r/LocalLLaMA/comments/1s2su28/google_research_turboquant_redefining_ai</w:t>
+        <w:t>[28] Everpure Blog(2026-09-22 접속). Up to 10X Faster KV Cache Restore: TurboQuant Meets FlashBlade. https://blog.everpuredata.com/purely-technical/up-to-10x-faster-kv-cache-restore-turboquant-meets-flashblade</w:t>
       </w:r>
     </w:p>
     <w:p>
@@ -8149,7 +9252,7 @@
           <w:b w:val="0"/>
           <w:sz w:val="16"/>
         </w:rPr>
-        <w:t>[29] lmcache.ai(2026-04-28). Stop Calling It KV Cache: It's Something Much Bigger. https://blog.lmcache.ai/en/2026/04/28/stop-calling-it-kv-cache-its-something-much-bigger</w:t>
+        <w:t>[29] Google(2026-09-22 접속). TurboQuant: Redefining AI efficiency with extreme . https://research.google/blog/turboquant-redefining-ai-efficiency-with-extreme-compression</w:t>
       </w:r>
     </w:p>
     <w:p>
@@ -8172,7 +9275,7 @@
           <w:b w:val="0"/>
           <w:sz w:val="16"/>
         </w:rPr>
-        <w:t>[30] weka.io(2026-09-22 접속). Inference Is Eating Memory, and Tokens Now Run AI Economics. https://www.weka.io/video/inference-is-eating-memory-and-tokens-now-run-ai-economics</w:t>
+        <w:t>[30] vLLM(2026-05-11). A First Comprehensive Study of TurboQuant: Accuracy and . https://vllm.ai/blog/2026-05-11-turboquant</w:t>
       </w:r>
     </w:p>
     <w:p>
@@ -8195,7 +9298,7 @@
           <w:b w:val="0"/>
           <w:sz w:val="16"/>
         </w:rPr>
-        <w:t>[31] WEKA(2026-09-22 접속). AI storage that fixes KV cache bottlenecks. https://www.weka.io/article/the-real-state-of-ai-hype-vs-reality</w:t>
+        <w:t>[31] substack.com(2026-09-22 접속). TurboQuant: the new(?) and controversial ground breaking . https://boringbot.substack.com/p/turboquant-the-new-and-controversial</w:t>
       </w:r>
     </w:p>
     <w:p>
@@ -8218,7 +9321,7 @@
           <w:b w:val="0"/>
           <w:sz w:val="16"/>
         </w:rPr>
-        <w:t>[32] decodingdiscontinuity.com(2026-09-22 접속). Why TurboQuant Triggered a $100B Memory Stock Sell-Off. https://www.decodingdiscontinuity.com/p/turboquant-memory-stock-sell-off-panic-paper-google</w:t>
+        <w:t>[32] Intel(2026-09-22 접속). Enhancing long-context, high-concurrency LLM serving on a 32 GB . https://community.intel.com/t5/Blogs/Tech-Innovation/Data-Center/Enhancing-long-context-high-concurrency-LLM-serving-on-a-32-GB/post/1751209</w:t>
       </w:r>
     </w:p>
     <w:p>
@@ -8241,7 +9344,7 @@
           <w:b w:val="0"/>
           <w:sz w:val="16"/>
         </w:rPr>
-        <w:t>[33] yahoo.com(2026-09-22 접속). What TurboQuant Actually Means for AI Memory Stocks. https://finance.yahoo.com/markets/stocks/articles/turboquant-actually-means-ai-memory-125500558.html</w:t>
+        <w:t>[33] tether.io(2026-09-22 접속). TurboQuant in QVAC SDK 0.12.0: KV-cache quantization for pr…. https://qvac.tether.io/blog/turboquant-in-qvac-sdk-0-12-0-kv-cache-quantization-for-production-local-ai</w:t>
       </w:r>
     </w:p>
     <w:p>
@@ -8264,7 +9367,7 @@
           <w:b w:val="0"/>
           <w:sz w:val="16"/>
         </w:rPr>
-        <w:t>[34] mindstudio.ai(2026-09-22 접속). What Is Google TurboQuant? The KV Cache Compression . https://www.mindstudio.ai/blog/what-is-google-turboquant-kv-cache-compression</w:t>
+        <w:t>[34] jangwook.net(2026-09-22 접속). Google TurboQuant: 3-Bit KV Cache With Zero Accuracy Loss. https://jangwook.net/en/blog/en/google-turboquant-kv-cache-3bit-compression</w:t>
       </w:r>
     </w:p>
     <w:p>
@@ -8287,7 +9390,7 @@
           <w:b w:val="0"/>
           <w:sz w:val="16"/>
         </w:rPr>
-        <w:t>[35] fitchratings.com(2026-09-22 접속). Fitch Upgrades SK hynix to 'BBB+'; Outlook Stable. https://www.fitchratings.com/research/corporate-finance/fitch-upgrades-sk-hynix-to-bbb-outlook-stable-30-04-2026</w:t>
+        <w:t>[35] Medium(2026-09-22 접속). Implementing Google’s TurboQuant: KV Cache Compression and LLM Evaluation with…. https://medium.com/online-inference/implementing-googles-turboquant-kv-cache-compression-and-llm-evaluation-with-w-b-1403d460846b</w:t>
       </w:r>
     </w:p>
     <w:p>
@@ -8310,7 +9413,7 @@
           <w:b w:val="0"/>
           <w:sz w:val="16"/>
         </w:rPr>
-        <w:t>[36] cnbc.com(2026-01-28). SK Hynix doubles profit in 2025 amid memory shortage. https://www.cnbc.com/amp/2026/01/28/sk-hynix-smashes-earnings-estimates-as-ai-memory-demand-drives-record-profit.html</w:t>
+        <w:t>[36] neurips.cc(2026-09-22 접속). HiFC: High-efficiency Flash-based KV Cache Swapping for . https://papers.neurips.cc/paper_files/paper/2025/file/4431224d3762aa655f0aee4eaf04ff16-Paper-Conference.pdf</w:t>
       </w:r>
     </w:p>
     <w:p>
@@ -8333,7 +9436,7 @@
           <w:b w:val="0"/>
           <w:sz w:val="16"/>
         </w:rPr>
-        <w:t>[37] substack.com(2026-09-22 접속). The memory sector has plummeted ,what is the market panicking . https://globalsemiresearch.substack.com/p/the-memory-sector-has-plummeted-what</w:t>
+        <w:t>[37] Global Equity Briefing(2026-09-22 접속). SK Hynix Deep Dive: 4x P/E is Too Cheap!. https://www.globalequitybriefing.com/p/sk-hynix-deep-dive-4x-pe-is-too-cheap</w:t>
       </w:r>
     </w:p>
     <w:p>
@@ -8356,352 +9459,7 @@
           <w:b w:val="0"/>
           <w:sz w:val="16"/>
         </w:rPr>
-        <w:t>[38] yahoo.com(2026-09-22 접속). Analysts Still See Massive Upside for SK Hynix — The AI Cycle Isn’t Done But…. https://finance.yahoo.com/markets/stocks/articles/analysts-still-see-massive-upside-151554133.html</w:t>
-      </w:r>
-    </w:p>
-    <w:p>
-      <w:pPr>
-        <w:spacing w:after="20" w:line="264" w:lineRule="auto"/>
-        <w:ind w:left="312" w:hanging="227"/>
-      </w:pPr>
-      <w:r>
-        <w:rPr>
-          <w:rFonts w:ascii="맑은 고딕" w:hAnsi="맑은 고딕" w:eastAsia="맑은 고딕" w:cs="맑은 고딕"/>
-          <w:b/>
-          <w:color w:val="7F4ACB"/>
-          <w:sz w:val="16"/>
-        </w:rPr>
-        <w:t xml:space="preserve">• </w:t>
-      </w:r>
-      <w:r>
-        <w:rPr>
-          <w:rFonts w:ascii="맑은 고딕" w:hAnsi="맑은 고딕" w:eastAsia="맑은 고딕" w:cs="맑은 고딕"/>
-          <w:b w:val="0"/>
-          <w:sz w:val="16"/>
-        </w:rPr>
-        <w:t>[39] spheron.network(2026-09-22 접속). Google TurboQuant: 6x KV Cache Compression for LLM Inference. https://www.spheron.network/blog/google-turboquant-llm-compression-gpu-cloud</w:t>
-      </w:r>
-    </w:p>
-    <w:p>
-      <w:pPr>
-        <w:spacing w:after="20" w:line="264" w:lineRule="auto"/>
-        <w:ind w:left="312" w:hanging="227"/>
-      </w:pPr>
-      <w:r>
-        <w:rPr>
-          <w:rFonts w:ascii="맑은 고딕" w:hAnsi="맑은 고딕" w:eastAsia="맑은 고딕" w:cs="맑은 고딕"/>
-          <w:b/>
-          <w:color w:val="7F4ACB"/>
-          <w:sz w:val="16"/>
-        </w:rPr>
-        <w:t xml:space="preserve">• </w:t>
-      </w:r>
-      <w:r>
-        <w:rPr>
-          <w:rFonts w:ascii="맑은 고딕" w:hAnsi="맑은 고딕" w:eastAsia="맑은 고딕" w:cs="맑은 고딕"/>
-          <w:b w:val="0"/>
-          <w:sz w:val="16"/>
-        </w:rPr>
-        <w:t>[40] vLLM(2026-05-11). A First Comprehensive Study of TurboQuant: Accuracy and . https://vllm.ai/blog/2026-05-11-turboquant</w:t>
-      </w:r>
-    </w:p>
-    <w:p>
-      <w:pPr>
-        <w:spacing w:after="20" w:line="264" w:lineRule="auto"/>
-        <w:ind w:left="312" w:hanging="227"/>
-      </w:pPr>
-      <w:r>
-        <w:rPr>
-          <w:rFonts w:ascii="맑은 고딕" w:hAnsi="맑은 고딕" w:eastAsia="맑은 고딕" w:cs="맑은 고딕"/>
-          <w:b/>
-          <w:color w:val="7F4ACB"/>
-          <w:sz w:val="16"/>
-        </w:rPr>
-        <w:t xml:space="preserve">• </w:t>
-      </w:r>
-      <w:r>
-        <w:rPr>
-          <w:rFonts w:ascii="맑은 고딕" w:hAnsi="맑은 고딕" w:eastAsia="맑은 고딕" w:cs="맑은 고딕"/>
-          <w:b w:val="0"/>
-          <w:sz w:val="16"/>
-        </w:rPr>
-        <w:t>[41] o-mega.ai(2026-09-22 접속). Google TurboQuant in August 2026: Where It Actually Runs. https://o-mega.ai/articles/google-turboquant-the-2026-llm-compression-guide</w:t>
-      </w:r>
-    </w:p>
-    <w:p>
-      <w:pPr>
-        <w:spacing w:after="20" w:line="264" w:lineRule="auto"/>
-        <w:ind w:left="312" w:hanging="227"/>
-      </w:pPr>
-      <w:r>
-        <w:rPr>
-          <w:rFonts w:ascii="맑은 고딕" w:hAnsi="맑은 고딕" w:eastAsia="맑은 고딕" w:cs="맑은 고딕"/>
-          <w:b/>
-          <w:color w:val="7F4ACB"/>
-          <w:sz w:val="16"/>
-        </w:rPr>
-        <w:t xml:space="preserve">• </w:t>
-      </w:r>
-      <w:r>
-        <w:rPr>
-          <w:rFonts w:ascii="맑은 고딕" w:hAnsi="맑은 고딕" w:eastAsia="맑은 고딕" w:cs="맑은 고딕"/>
-          <w:b w:val="0"/>
-          <w:sz w:val="16"/>
-        </w:rPr>
-        <w:t>[42] Google(2026-09-22 접속). TurboQuant: Redefining AI efficiency with extreme . https://research.google/blog/turboquant-redefining-ai-efficiency-with-extreme-compression</w:t>
-      </w:r>
-    </w:p>
-    <w:p>
-      <w:pPr>
-        <w:spacing w:after="20" w:line="264" w:lineRule="auto"/>
-        <w:ind w:left="312" w:hanging="227"/>
-      </w:pPr>
-      <w:r>
-        <w:rPr>
-          <w:rFonts w:ascii="맑은 고딕" w:hAnsi="맑은 고딕" w:eastAsia="맑은 고딕" w:cs="맑은 고딕"/>
-          <w:b/>
-          <w:color w:val="7F4ACB"/>
-          <w:sz w:val="16"/>
-        </w:rPr>
-        <w:t xml:space="preserve">• </w:t>
-      </w:r>
-      <w:r>
-        <w:rPr>
-          <w:rFonts w:ascii="맑은 고딕" w:hAnsi="맑은 고딕" w:eastAsia="맑은 고딕" w:cs="맑은 고딕"/>
-          <w:b w:val="0"/>
-          <w:sz w:val="16"/>
-        </w:rPr>
-        <w:t>[43] towardsai.net(2026-09-22 접속). Google's TurboQuant Explained: How They Cut LLM . https://pub.towardsai.net/googles-turboquant-how-they-cut-llm-memory-by-6x-without-losing-accuracy-971313c9aa7e</w:t>
-      </w:r>
-    </w:p>
-    <w:p>
-      <w:pPr>
-        <w:spacing w:after="20" w:line="264" w:lineRule="auto"/>
-        <w:ind w:left="312" w:hanging="227"/>
-      </w:pPr>
-      <w:r>
-        <w:rPr>
-          <w:rFonts w:ascii="맑은 고딕" w:hAnsi="맑은 고딕" w:eastAsia="맑은 고딕" w:cs="맑은 고딕"/>
-          <w:b/>
-          <w:color w:val="7F4ACB"/>
-          <w:sz w:val="16"/>
-        </w:rPr>
-        <w:t xml:space="preserve">• </w:t>
-      </w:r>
-      <w:r>
-        <w:rPr>
-          <w:rFonts w:ascii="맑은 고딕" w:hAnsi="맑은 고딕" w:eastAsia="맑은 고딕" w:cs="맑은 고딕"/>
-          <w:b w:val="0"/>
-          <w:sz w:val="16"/>
-        </w:rPr>
-        <w:t>[44] Intel(2026-09-22 접속). Enhancing long-context, high-concurrency LLM serving on a 32 GB . https://community.intel.com/t5/Blogs/Tech-Innovation/Data-Center/Enhancing-long-context-high-concurrency-LLM-serving-on-a-32-GB/post/1751209</w:t>
-      </w:r>
-    </w:p>
-    <w:p>
-      <w:pPr>
-        <w:spacing w:after="20" w:line="264" w:lineRule="auto"/>
-        <w:ind w:left="312" w:hanging="227"/>
-      </w:pPr>
-      <w:r>
-        <w:rPr>
-          <w:rFonts w:ascii="맑은 고딕" w:hAnsi="맑은 고딕" w:eastAsia="맑은 고딕" w:cs="맑은 고딕"/>
-          <w:b/>
-          <w:color w:val="7F4ACB"/>
-          <w:sz w:val="16"/>
-        </w:rPr>
-        <w:t xml:space="preserve">• </w:t>
-      </w:r>
-      <w:r>
-        <w:rPr>
-          <w:rFonts w:ascii="맑은 고딕" w:hAnsi="맑은 고딕" w:eastAsia="맑은 고딕" w:cs="맑은 고딕"/>
-          <w:b w:val="0"/>
-          <w:sz w:val="16"/>
-        </w:rPr>
-        <w:t>[45] tether.io(2026-09-22 접속). TurboQuant in QVAC SDK 0.12.0: KV-cache quantization for pr…. https://qvac.tether.io/blog/turboquant-in-qvac-sdk-0-12-0-kv-cache-quantization-for-production-local-ai</w:t>
-      </w:r>
-    </w:p>
-    <w:p>
-      <w:pPr>
-        <w:spacing w:after="20" w:line="264" w:lineRule="auto"/>
-        <w:ind w:left="312" w:hanging="227"/>
-      </w:pPr>
-      <w:r>
-        <w:rPr>
-          <w:rFonts w:ascii="맑은 고딕" w:hAnsi="맑은 고딕" w:eastAsia="맑은 고딕" w:cs="맑은 고딕"/>
-          <w:b/>
-          <w:color w:val="7F4ACB"/>
-          <w:sz w:val="16"/>
-        </w:rPr>
-        <w:t xml:space="preserve">• </w:t>
-      </w:r>
-      <w:r>
-        <w:rPr>
-          <w:rFonts w:ascii="맑은 고딕" w:hAnsi="맑은 고딕" w:eastAsia="맑은 고딕" w:cs="맑은 고딕"/>
-          <w:b w:val="0"/>
-          <w:sz w:val="16"/>
-        </w:rPr>
-        <w:t>[46] jangwook.net(2026-09-22 접속). Google TurboQuant: 3-Bit KV Cache With Zero Accuracy Loss. https://jangwook.net/en/blog/en/google-turboquant-kv-cache-3bit-compression</w:t>
-      </w:r>
-    </w:p>
-    <w:p>
-      <w:pPr>
-        <w:spacing w:after="20" w:line="264" w:lineRule="auto"/>
-        <w:ind w:left="312" w:hanging="227"/>
-      </w:pPr>
-      <w:r>
-        <w:rPr>
-          <w:rFonts w:ascii="맑은 고딕" w:hAnsi="맑은 고딕" w:eastAsia="맑은 고딕" w:cs="맑은 고딕"/>
-          <w:b/>
-          <w:color w:val="7F4ACB"/>
-          <w:sz w:val="16"/>
-        </w:rPr>
-        <w:t xml:space="preserve">• </w:t>
-      </w:r>
-      <w:r>
-        <w:rPr>
-          <w:rFonts w:ascii="맑은 고딕" w:hAnsi="맑은 고딕" w:eastAsia="맑은 고딕" w:cs="맑은 고딕"/>
-          <w:b w:val="0"/>
-          <w:sz w:val="16"/>
-        </w:rPr>
-        <w:t>[47] CryptoRank.io(2026-09-22 접속). Google TurboQuant: Revolutionary AI Memory Compression Sparks ‘Pied Piper’…. https://cryptorank.io/news/feed/ee99c-google-turboquant-ai-memory-compression</w:t>
-      </w:r>
-    </w:p>
-    <w:p>
-      <w:pPr>
-        <w:spacing w:after="20" w:line="264" w:lineRule="auto"/>
-        <w:ind w:left="312" w:hanging="227"/>
-      </w:pPr>
-      <w:r>
-        <w:rPr>
-          <w:rFonts w:ascii="맑은 고딕" w:hAnsi="맑은 고딕" w:eastAsia="맑은 고딕" w:cs="맑은 고딕"/>
-          <w:b/>
-          <w:color w:val="7F4ACB"/>
-          <w:sz w:val="16"/>
-        </w:rPr>
-        <w:t xml:space="preserve">• </w:t>
-      </w:r>
-      <w:r>
-        <w:rPr>
-          <w:rFonts w:ascii="맑은 고딕" w:hAnsi="맑은 고딕" w:eastAsia="맑은 고딕" w:cs="맑은 고딕"/>
-          <w:b w:val="0"/>
-          <w:sz w:val="16"/>
-        </w:rPr>
-        <w:t>[48] TurboQuant(2026-09-22 접속). TurboQuant, KV Cache, 그리고 LLM 메모리 최적화. https://donghwanjeong.github.io/turboquant</w:t>
-      </w:r>
-    </w:p>
-    <w:p>
-      <w:pPr>
-        <w:spacing w:after="20" w:line="264" w:lineRule="auto"/>
-        <w:ind w:left="312" w:hanging="227"/>
-      </w:pPr>
-      <w:r>
-        <w:rPr>
-          <w:rFonts w:ascii="맑은 고딕" w:hAnsi="맑은 고딕" w:eastAsia="맑은 고딕" w:cs="맑은 고딕"/>
-          <w:b/>
-          <w:color w:val="7F4ACB"/>
-          <w:sz w:val="16"/>
-        </w:rPr>
-        <w:t xml:space="preserve">• </w:t>
-      </w:r>
-      <w:r>
-        <w:rPr>
-          <w:rFonts w:ascii="맑은 고딕" w:hAnsi="맑은 고딕" w:eastAsia="맑은 고딕" w:cs="맑은 고딕"/>
-          <w:b w:val="0"/>
-          <w:sz w:val="16"/>
-        </w:rPr>
-        <w:t>[49] SK hynix(2026-09-22 접속). Compliance &lt; Business Principles&lt; ESG &lt; Sustainability &lt; . https://www.skhynix.com/sustainability/UI-FR-SA11</w:t>
-      </w:r>
-    </w:p>
-    <w:p>
-      <w:pPr>
-        <w:spacing w:after="20" w:line="264" w:lineRule="auto"/>
-        <w:ind w:left="312" w:hanging="227"/>
-      </w:pPr>
-      <w:r>
-        <w:rPr>
-          <w:rFonts w:ascii="맑은 고딕" w:hAnsi="맑은 고딕" w:eastAsia="맑은 고딕" w:cs="맑은 고딕"/>
-          <w:b/>
-          <w:color w:val="7F4ACB"/>
-          <w:sz w:val="16"/>
-        </w:rPr>
-        <w:t xml:space="preserve">• </w:t>
-      </w:r>
-      <w:r>
-        <w:rPr>
-          <w:rFonts w:ascii="맑은 고딕" w:hAnsi="맑은 고딕" w:eastAsia="맑은 고딕" w:cs="맑은 고딕"/>
-          <w:b w:val="0"/>
-          <w:sz w:val="16"/>
-        </w:rPr>
-        <w:t>[50] x.com(2026-09-22 접속). Jukan ✈️OCP 2026 on X: "SK hynix conference call – NAND-related comments Q. How…. https://x.com/jukan05/status/2047117081230057881</w:t>
-      </w:r>
-    </w:p>
-    <w:p>
-      <w:pPr>
-        <w:spacing w:after="20" w:line="264" w:lineRule="auto"/>
-        <w:ind w:left="312" w:hanging="227"/>
-      </w:pPr>
-      <w:r>
-        <w:rPr>
-          <w:rFonts w:ascii="맑은 고딕" w:hAnsi="맑은 고딕" w:eastAsia="맑은 고딕" w:cs="맑은 고딕"/>
-          <w:b/>
-          <w:color w:val="7F4ACB"/>
-          <w:sz w:val="16"/>
-        </w:rPr>
-        <w:t xml:space="preserve">• </w:t>
-      </w:r>
-      <w:r>
-        <w:rPr>
-          <w:rFonts w:ascii="맑은 고딕" w:hAnsi="맑은 고딕" w:eastAsia="맑은 고딕" w:cs="맑은 고딕"/>
-          <w:b w:val="0"/>
-          <w:sz w:val="16"/>
-        </w:rPr>
-        <w:t>[51] SK hynix Newsroom(2026-09-22 접속). SK hynix’s technology roadmap for co-packaged optics features in ‘Nature…. https://news.skhynix.com/en/cpo-in-nature-electronics</w:t>
-      </w:r>
-    </w:p>
-    <w:p>
-      <w:pPr>
-        <w:spacing w:after="20" w:line="264" w:lineRule="auto"/>
-        <w:ind w:left="312" w:hanging="227"/>
-      </w:pPr>
-      <w:r>
-        <w:rPr>
-          <w:rFonts w:ascii="맑은 고딕" w:hAnsi="맑은 고딕" w:eastAsia="맑은 고딕" w:cs="맑은 고딕"/>
-          <w:b/>
-          <w:color w:val="7F4ACB"/>
-          <w:sz w:val="16"/>
-        </w:rPr>
-        <w:t xml:space="preserve">• </w:t>
-      </w:r>
-      <w:r>
-        <w:rPr>
-          <w:rFonts w:ascii="맑은 고딕" w:hAnsi="맑은 고딕" w:eastAsia="맑은 고딕" w:cs="맑은 고딕"/>
-          <w:b w:val="0"/>
-          <w:sz w:val="16"/>
-        </w:rPr>
-        <w:t>[52] arxiv.org(2026-09-22 접속). A KV Cache Framework for Multi-Turn LLM Serving with CXL-Hybrid . https://arxiv.org/html/2607.18141v1</w:t>
-      </w:r>
-    </w:p>
-    <w:p>
-      <w:pPr>
-        <w:spacing w:after="20" w:line="264" w:lineRule="auto"/>
-        <w:ind w:left="312" w:hanging="227"/>
-      </w:pPr>
-      <w:r>
-        <w:rPr>
-          <w:rFonts w:ascii="맑은 고딕" w:hAnsi="맑은 고딕" w:eastAsia="맑은 고딕" w:cs="맑은 고딕"/>
-          <w:b/>
-          <w:color w:val="7F4ACB"/>
-          <w:sz w:val="16"/>
-        </w:rPr>
-        <w:t xml:space="preserve">• </w:t>
-      </w:r>
-      <w:r>
-        <w:rPr>
-          <w:rFonts w:ascii="맑은 고딕" w:hAnsi="맑은 고딕" w:eastAsia="맑은 고딕" w:cs="맑은 고딕"/>
-          <w:b w:val="0"/>
-          <w:sz w:val="16"/>
-        </w:rPr>
-        <w:t>[53] regolo.ai(2026-09-22 접속). Why TurboQuant matters for real-world LLM inference. https://regolo.ai/why-turboquant-matters-for-real-world-llm-inference</w:t>
+        <w:t>[38] seagate.com(2026-09-22 접속). Enabling inference at massive scale with hybrid storage for . https://www.seagate.com/resources/enabling-inference-at-massive-scale-with-hybrid-storage-for-kv-cache-offloading</w:t>
       </w:r>
     </w:p>
     <w:sectPr>
